--- a/Resume_Devops Enginner_Surya.docx
+++ b/Resume_Devops Enginner_Surya.docx
@@ -63,8 +63,8 @@
                       <wp:positionV relativeFrom="page">
                         <wp:posOffset>0</wp:posOffset>
                       </wp:positionV>
-                      <wp:extent cx="7560310" cy="1403350"/>
-                      <wp:effectExtent l="9525" t="9525" r="12065" b="6350"/>
+                      <wp:extent cx="7543800" cy="1609725"/>
+                      <wp:effectExtent l="0" t="0" r="19050" b="28575"/>
                       <wp:wrapNone/>
                       <wp:docPr id="2" name="Text Box 4"/>
                       <wp:cNvGraphicFramePr>
@@ -79,7 +79,7 @@
                             <wps:spPr bwMode="auto">
                               <a:xfrm>
                                 <a:off x="0" y="0"/>
-                                <a:ext cx="7560310" cy="1403350"/>
+                                <a:ext cx="7543800" cy="1609725"/>
                               </a:xfrm>
                               <a:prstGeom prst="rect">
                                 <a:avLst/>
@@ -113,11 +113,11 @@
                 </mc:Choice>
                 <mc:Fallback>
                   <w:pict>
-                    <v:shapetype w14:anchorId="22E1EC01" id="_x0000_t202" coordsize="21600,21600" o:spt="202" path="m,l,21600r21600,l21600,xe">
+                    <v:shapetype w14:anchorId="3D224EC4" id="_x0000_t202" coordsize="21600,21600" o:spt="202" path="m,l,21600r21600,l21600,xe">
                       <v:stroke joinstyle="miter"/>
                       <v:path gradientshapeok="t" o:connecttype="rect"/>
                     </v:shapetype>
-                    <v:shape id="Text Box 4" o:spid="_x0000_s1026" type="#_x0000_t202" style="position:absolute;margin-left:0;margin-top:0;width:595.3pt;height:110.5pt;z-index:-251658240;visibility:visible;mso-wrap-style:square;mso-width-percent:0;mso-height-percent:0;mso-wrap-distance-left:9pt;mso-wrap-distance-top:0;mso-wrap-distance-right:9pt;mso-wrap-distance-bottom:0;mso-position-horizontal:absolute;mso-position-horizontal-relative:page;mso-position-vertical:absolute;mso-position-vertical-relative:page;mso-width-percent:0;mso-height-percent:0;mso-width-relative:page;mso-height-relative:page;v-text-anchor:top" o:gfxdata="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" o:allowincell="f" fillcolor="#9cbc99" strokecolor="#9cbc99">
+                    <v:shape id="Text Box 4" o:spid="_x0000_s1026" type="#_x0000_t202" style="position:absolute;margin-left:0;margin-top:0;width:594pt;height:126.75pt;z-index:-251658240;visibility:visible;mso-wrap-style:square;mso-width-percent:0;mso-height-percent:0;mso-wrap-distance-left:9pt;mso-wrap-distance-top:0;mso-wrap-distance-right:9pt;mso-wrap-distance-bottom:0;mso-position-horizontal:absolute;mso-position-horizontal-relative:page;mso-position-vertical:absolute;mso-position-vertical-relative:page;mso-width-percent:0;mso-height-percent:0;mso-width-relative:page;mso-height-relative:page;v-text-anchor:top" o:gfxdata="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" o:allowincell="f" fillcolor="#9cbc99" strokecolor="#9cbc99">
                       <w10:wrap anchorx="page" anchory="page"/>
                     </v:shape>
                   </w:pict>
@@ -221,7 +221,7 @@
                 </mc:Choice>
                 <mc:Fallback>
                   <w:pict>
-                    <v:oval w14:anchorId="3A6E89C6" id="Oval 2" o:spid="_x0000_s1026" style="position:absolute;margin-left:22pt;margin-top:29.5pt;width:106pt;height:106pt;z-index:251659264;visibility:visible;mso-wrap-style:square;mso-width-percent:0;mso-height-percent:0;mso-wrap-distance-left:9pt;mso-wrap-distance-top:0;mso-wrap-distance-right:9pt;mso-wrap-distance-bottom:0;mso-position-horizontal:absolute;mso-position-horizontal-relative:text;mso-position-vertical:absolute;mso-position-vertical-relative:text;mso-width-percent:0;mso-height-percent:0;mso-width-relative:page;mso-height-relative:page;v-text-anchor:top" o:gfxdata="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" strokecolor="white" strokeweight="1pt"/>
+                    <v:oval w14:anchorId="0A245B18" id="Oval 2" o:spid="_x0000_s1026" style="position:absolute;margin-left:22pt;margin-top:29.5pt;width:106pt;height:106pt;z-index:251659264;visibility:visible;mso-wrap-style:square;mso-width-percent:0;mso-height-percent:0;mso-wrap-distance-left:9pt;mso-wrap-distance-top:0;mso-wrap-distance-right:9pt;mso-wrap-distance-bottom:0;mso-position-horizontal:absolute;mso-position-horizontal-relative:text;mso-position-vertical:absolute;mso-position-vertical-relative:text;mso-width-percent:0;mso-height-percent:0;mso-width-relative:page;mso-height-relative:page;v-text-anchor:top" o:gfxdata="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" strokecolor="white" strokeweight="1pt"/>
                   </w:pict>
                 </mc:Fallback>
               </mc:AlternateContent>
@@ -537,205 +537,516 @@
           </w:p>
           <w:p>
             <w:pPr>
-              <w:pStyle w:val="documenticon-rowicon-svg"/>
-              <w:spacing w:before="300" w:after="60" w:line="260" w:lineRule="atLeast"/>
+              <w:pStyle w:val="documentleft-boxheadingsectiontitle"/>
+              <w:pBdr>
+                <w:top w:val="single" w:sz="8" w:space="20" w:color="FFFFFF"/>
+              </w:pBdr>
+              <w:spacing w:after="200" w:line="300" w:lineRule="atLeast"/>
               <w:ind w:left="180" w:right="280"/>
               <w:rPr>
                 <w:rStyle w:val="documentparent-containerleft-box"/>
-                <w:rFonts w:ascii="Source Sans Pro" w:eastAsia="Source Sans Pro" w:hAnsi="Source Sans Pro" w:cs="Source Sans Pro"/>
-                <w:sz w:val="20"/>
-                <w:szCs w:val="20"/>
+                <w:rFonts w:ascii="Montserrat" w:eastAsia="Montserrat" w:hAnsi="Montserrat" w:cs="Montserrat"/>
+                <w:b/>
+                <w:bCs/>
+                <w:caps/>
+                <w:spacing w:val="20"/>
                 <w:shd w:val="clear" w:color="auto" w:fill="auto"/>
               </w:rPr>
             </w:pPr>
-            <w:r>
+          </w:p>
+          <w:p>
+            <w:pPr>
+              <w:pStyle w:val="Heading1"/>
+            </w:pPr>
+            <w:r>
+              <w:rPr>
+                <w:color w:val="FFFFFF"/>
+                <w:spacing w:val="-2"/>
+                <w:u w:val="single" w:color="FFFFFF"/>
+              </w:rPr>
+              <w:t>Skills</w:t>
+            </w:r>
+          </w:p>
+          <w:p>
+            <w:pPr>
+              <w:spacing w:before="97" w:line="465" w:lineRule="auto"/>
+              <w:ind w:left="182" w:right="1294"/>
+              <w:rPr>
+                <w:b/>
+                <w:sz w:val="20"/>
+              </w:rPr>
+            </w:pPr>
+            <w:r>
+              <w:rPr>
+                <w:b/>
+                <w:color w:val="FFFFFF"/>
+                <w:spacing w:val="-2"/>
+                <w:w w:val="105"/>
+                <w:sz w:val="20"/>
+              </w:rPr>
+              <w:t>Microsoft</w:t>
+            </w:r>
+            <w:r>
+              <w:rPr>
+                <w:b/>
+                <w:color w:val="FFFFFF"/>
+                <w:spacing w:val="-10"/>
+                <w:w w:val="105"/>
+                <w:sz w:val="20"/>
+              </w:rPr>
+              <w:t xml:space="preserve"> </w:t>
+            </w:r>
+            <w:r>
+              <w:rPr>
+                <w:b/>
+                <w:color w:val="FFFFFF"/>
+                <w:spacing w:val="-2"/>
+                <w:w w:val="105"/>
+                <w:sz w:val="20"/>
+              </w:rPr>
+              <w:t>Azure Terraform</w:t>
+            </w:r>
+            <w:r>
+              <w:rPr>
+                <w:b/>
+                <w:color w:val="FFFFFF"/>
+                <w:w w:val="105"/>
+                <w:sz w:val="20"/>
+              </w:rPr>
+              <w:t xml:space="preserve"> Azure DevOps</w:t>
+            </w:r>
+          </w:p>
+          <w:p>
+            <w:pPr>
+              <w:spacing w:before="5" w:line="465" w:lineRule="auto"/>
+              <w:ind w:left="182"/>
+              <w:rPr>
+                <w:b/>
+                <w:sz w:val="20"/>
+              </w:rPr>
+            </w:pPr>
+            <w:r>
+              <w:rPr>
+                <w:b/>
+                <w:color w:val="FFFFFF"/>
+                <w:w w:val="105"/>
+                <w:sz w:val="20"/>
+              </w:rPr>
+              <w:t xml:space="preserve">Git - GitHub, </w:t>
+            </w:r>
+            <w:proofErr w:type="spellStart"/>
+            <w:r>
+              <w:rPr>
+                <w:b/>
+                <w:color w:val="FFFFFF"/>
+                <w:w w:val="105"/>
+                <w:sz w:val="20"/>
+              </w:rPr>
+              <w:t>Github</w:t>
+            </w:r>
+            <w:proofErr w:type="spellEnd"/>
+            <w:r>
+              <w:rPr>
+                <w:b/>
+                <w:color w:val="FFFFFF"/>
+                <w:w w:val="105"/>
+                <w:sz w:val="20"/>
+              </w:rPr>
+              <w:t xml:space="preserve"> Actions Version Control Strategies </w:t>
+            </w:r>
+            <w:r>
+              <w:rPr>
+                <w:b/>
+                <w:color w:val="FFFFFF"/>
+                <w:spacing w:val="-2"/>
+                <w:w w:val="105"/>
+                <w:sz w:val="20"/>
+              </w:rPr>
+              <w:t>DevOps</w:t>
+            </w:r>
+            <w:r>
+              <w:rPr>
+                <w:b/>
+                <w:color w:val="FFFFFF"/>
+                <w:spacing w:val="-9"/>
+                <w:w w:val="105"/>
+                <w:sz w:val="20"/>
+              </w:rPr>
+              <w:t xml:space="preserve"> </w:t>
+            </w:r>
+            <w:r>
+              <w:rPr>
+                <w:b/>
+                <w:color w:val="FFFFFF"/>
+                <w:spacing w:val="-2"/>
+                <w:w w:val="105"/>
+                <w:sz w:val="20"/>
+              </w:rPr>
+              <w:t>CI/CD-</w:t>
+            </w:r>
+            <w:r>
+              <w:rPr>
+                <w:b/>
+                <w:color w:val="FFFFFF"/>
+                <w:spacing w:val="-10"/>
+                <w:w w:val="105"/>
+                <w:sz w:val="20"/>
+              </w:rPr>
+              <w:t xml:space="preserve"> </w:t>
+            </w:r>
+            <w:r>
+              <w:rPr>
+                <w:b/>
+                <w:color w:val="FFFFFF"/>
+                <w:spacing w:val="-2"/>
+                <w:w w:val="105"/>
+                <w:sz w:val="20"/>
+              </w:rPr>
+              <w:t>Azure</w:t>
+            </w:r>
+            <w:r>
+              <w:rPr>
+                <w:b/>
+                <w:color w:val="FFFFFF"/>
+                <w:spacing w:val="-10"/>
+                <w:w w:val="105"/>
+                <w:sz w:val="20"/>
+              </w:rPr>
+              <w:t xml:space="preserve"> </w:t>
+            </w:r>
+            <w:r>
+              <w:rPr>
+                <w:b/>
+                <w:color w:val="FFFFFF"/>
+                <w:spacing w:val="-2"/>
+                <w:w w:val="105"/>
+                <w:sz w:val="20"/>
+              </w:rPr>
+              <w:t xml:space="preserve">Pipelines </w:t>
+            </w:r>
+            <w:r>
+              <w:rPr>
+                <w:b/>
+                <w:color w:val="FFFFFF"/>
+                <w:w w:val="105"/>
+                <w:sz w:val="20"/>
+              </w:rPr>
+              <w:t>JSON and YAML Files</w:t>
+            </w:r>
+          </w:p>
+          <w:p>
+            <w:pPr>
+              <w:spacing w:before="4"/>
+              <w:ind w:left="182"/>
+              <w:rPr>
+                <w:b/>
+                <w:sz w:val="20"/>
+              </w:rPr>
+            </w:pPr>
+            <w:r>
+              <w:rPr>
+                <w:b/>
+                <w:color w:val="FFFFFF"/>
+                <w:spacing w:val="-2"/>
+                <w:w w:val="105"/>
+                <w:sz w:val="20"/>
+              </w:rPr>
+              <w:t>Linux</w:t>
+            </w:r>
+          </w:p>
+          <w:p>
+            <w:pPr>
+              <w:spacing w:before="231" w:line="273" w:lineRule="auto"/>
+              <w:ind w:left="182"/>
+              <w:rPr>
+                <w:b/>
+                <w:sz w:val="20"/>
+              </w:rPr>
+            </w:pPr>
+            <w:r>
+              <w:rPr>
+                <w:b/>
+                <w:color w:val="FFFFFF"/>
+                <w:spacing w:val="-2"/>
+                <w:w w:val="105"/>
+                <w:sz w:val="20"/>
+              </w:rPr>
+              <w:t>Scripting</w:t>
+            </w:r>
+            <w:r>
+              <w:rPr>
+                <w:b/>
+                <w:color w:val="FFFFFF"/>
+                <w:spacing w:val="-6"/>
+                <w:w w:val="105"/>
+                <w:sz w:val="20"/>
+              </w:rPr>
+              <w:t xml:space="preserve"> </w:t>
+            </w:r>
+            <w:r>
+              <w:rPr>
+                <w:b/>
+                <w:color w:val="FFFFFF"/>
+                <w:spacing w:val="-2"/>
+                <w:w w:val="105"/>
+                <w:sz w:val="20"/>
+              </w:rPr>
+              <w:t>-</w:t>
+            </w:r>
+            <w:r>
+              <w:rPr>
+                <w:b/>
+                <w:color w:val="FFFFFF"/>
+                <w:spacing w:val="-7"/>
+                <w:w w:val="105"/>
+                <w:sz w:val="20"/>
+              </w:rPr>
+              <w:t xml:space="preserve"> </w:t>
+            </w:r>
+            <w:proofErr w:type="spellStart"/>
+            <w:r>
+              <w:rPr>
+                <w:b/>
+                <w:color w:val="FFFFFF"/>
+                <w:spacing w:val="-2"/>
+                <w:w w:val="105"/>
+                <w:sz w:val="20"/>
+              </w:rPr>
+              <w:t>PowerShall</w:t>
+            </w:r>
+            <w:proofErr w:type="spellEnd"/>
+            <w:r>
+              <w:rPr>
+                <w:b/>
+                <w:color w:val="FFFFFF"/>
+                <w:spacing w:val="-2"/>
+                <w:w w:val="105"/>
+                <w:sz w:val="20"/>
+              </w:rPr>
+              <w:t>,</w:t>
+            </w:r>
+            <w:r>
+              <w:rPr>
+                <w:b/>
+                <w:color w:val="FFFFFF"/>
+                <w:spacing w:val="-8"/>
+                <w:w w:val="105"/>
+                <w:sz w:val="20"/>
+              </w:rPr>
+              <w:t xml:space="preserve"> </w:t>
+            </w:r>
+            <w:r>
+              <w:rPr>
+                <w:b/>
+                <w:color w:val="FFFFFF"/>
+                <w:spacing w:val="-2"/>
+                <w:w w:val="105"/>
+                <w:sz w:val="20"/>
+              </w:rPr>
+              <w:t xml:space="preserve">Azure </w:t>
+            </w:r>
+            <w:r>
+              <w:rPr>
+                <w:b/>
+                <w:color w:val="FFFFFF"/>
+                <w:w w:val="105"/>
+                <w:sz w:val="20"/>
+              </w:rPr>
+              <w:t>CLI,</w:t>
+            </w:r>
+            <w:r>
+              <w:rPr>
+                <w:b/>
+                <w:color w:val="FFFFFF"/>
+                <w:spacing w:val="-2"/>
+                <w:w w:val="105"/>
+                <w:sz w:val="20"/>
+              </w:rPr>
+              <w:t xml:space="preserve"> </w:t>
+            </w:r>
+            <w:r>
+              <w:rPr>
+                <w:b/>
+                <w:color w:val="FFFFFF"/>
+                <w:w w:val="105"/>
+                <w:sz w:val="20"/>
+              </w:rPr>
+              <w:t>Bash</w:t>
+            </w:r>
+          </w:p>
+          <w:p>
+            <w:pPr>
+              <w:spacing w:before="194" w:line="273" w:lineRule="auto"/>
+              <w:ind w:left="182"/>
+              <w:rPr>
+                <w:b/>
+                <w:sz w:val="20"/>
+              </w:rPr>
+            </w:pPr>
+            <w:r>
+              <w:rPr>
+                <w:b/>
+                <w:color w:val="FFFFFF"/>
+                <w:spacing w:val="-2"/>
+                <w:w w:val="105"/>
+                <w:sz w:val="20"/>
+              </w:rPr>
+              <w:t>Containerization</w:t>
+            </w:r>
+            <w:r>
+              <w:rPr>
+                <w:b/>
+                <w:color w:val="FFFFFF"/>
+                <w:spacing w:val="-10"/>
+                <w:w w:val="105"/>
+                <w:sz w:val="20"/>
+              </w:rPr>
+              <w:t xml:space="preserve"> </w:t>
+            </w:r>
+            <w:proofErr w:type="gramStart"/>
+            <w:r>
+              <w:rPr>
+                <w:b/>
+                <w:color w:val="FFFFFF"/>
+                <w:spacing w:val="-2"/>
+                <w:w w:val="105"/>
+                <w:sz w:val="20"/>
+              </w:rPr>
+              <w:t>(</w:t>
+            </w:r>
+            <w:r>
+              <w:rPr>
+                <w:b/>
+                <w:color w:val="FFFFFF"/>
+                <w:spacing w:val="-10"/>
+                <w:w w:val="105"/>
+                <w:sz w:val="20"/>
+              </w:rPr>
+              <w:t xml:space="preserve"> </w:t>
+            </w:r>
+            <w:r>
+              <w:rPr>
+                <w:b/>
+                <w:color w:val="FFFFFF"/>
+                <w:spacing w:val="-2"/>
+                <w:w w:val="105"/>
+                <w:sz w:val="20"/>
+              </w:rPr>
+              <w:t>Docker</w:t>
+            </w:r>
+            <w:proofErr w:type="gramEnd"/>
+            <w:r>
+              <w:rPr>
+                <w:b/>
+                <w:color w:val="FFFFFF"/>
+                <w:spacing w:val="-2"/>
+                <w:w w:val="105"/>
+                <w:sz w:val="20"/>
+              </w:rPr>
+              <w:t xml:space="preserve">, </w:t>
+            </w:r>
+            <w:r>
+              <w:rPr>
+                <w:b/>
+                <w:color w:val="FFFFFF"/>
+                <w:w w:val="105"/>
+                <w:sz w:val="20"/>
+              </w:rPr>
+              <w:t>Kubernetes</w:t>
+            </w:r>
+            <w:r>
+              <w:rPr>
+                <w:b/>
+                <w:color w:val="FFFFFF"/>
+                <w:spacing w:val="-2"/>
+                <w:w w:val="105"/>
+                <w:sz w:val="20"/>
+              </w:rPr>
+              <w:t xml:space="preserve"> </w:t>
+            </w:r>
+            <w:r>
+              <w:rPr>
+                <w:b/>
+                <w:color w:val="FFFFFF"/>
+                <w:w w:val="105"/>
+                <w:sz w:val="20"/>
+              </w:rPr>
+              <w:t>)</w:t>
+            </w:r>
+          </w:p>
+          <w:p>
+            <w:pPr>
+              <w:spacing w:before="77"/>
+              <w:ind w:left="182"/>
+              <w:rPr>
+                <w:b/>
+                <w:sz w:val="20"/>
+              </w:rPr>
+            </w:pPr>
+            <w:r>
+              <w:rPr>
+                <w:b/>
+                <w:color w:val="FFFFFF"/>
+                <w:sz w:val="20"/>
+              </w:rPr>
+              <w:t>Monitoring</w:t>
+            </w:r>
+            <w:r>
+              <w:rPr>
+                <w:b/>
+                <w:color w:val="FFFFFF"/>
+                <w:spacing w:val="22"/>
+                <w:sz w:val="20"/>
+              </w:rPr>
+              <w:t xml:space="preserve"> </w:t>
+            </w:r>
+            <w:r>
+              <w:rPr>
+                <w:b/>
+                <w:color w:val="FFFFFF"/>
+                <w:spacing w:val="-2"/>
+                <w:sz w:val="20"/>
+              </w:rPr>
+              <w:t>tools</w:t>
+            </w:r>
+          </w:p>
+          <w:p>
+            <w:pPr>
+              <w:pStyle w:val="documentleft-boxheadingsectiontitle"/>
+              <w:pBdr>
+                <w:top w:val="single" w:sz="8" w:space="20" w:color="FFFFFF"/>
+              </w:pBdr>
+              <w:spacing w:after="200" w:line="300" w:lineRule="atLeast"/>
+              <w:ind w:left="180" w:right="280"/>
               <w:rPr>
                 <w:rStyle w:val="documentparent-containerleft-box"/>
-                <w:rFonts w:ascii="Source Sans Pro" w:eastAsia="Source Sans Pro" w:hAnsi="Source Sans Pro" w:cs="Source Sans Pro"/>
-                <w:noProof/>
-                <w:sz w:val="20"/>
-                <w:szCs w:val="20"/>
+                <w:rFonts w:ascii="Montserrat" w:eastAsia="Montserrat" w:hAnsi="Montserrat" w:cs="Montserrat"/>
+                <w:b/>
+                <w:bCs/>
+                <w:caps/>
+                <w:spacing w:val="20"/>
                 <w:shd w:val="clear" w:color="auto" w:fill="auto"/>
-                <w:lang w:val="en-IN" w:eastAsia="en-IN"/>
-              </w:rPr>
-              <w:drawing>
-                <wp:inline distT="0" distB="0" distL="0" distR="0" wp14:anchorId="27C13ED4" wp14:editId="3B941259">
-                  <wp:extent cx="178201" cy="178306"/>
-                  <wp:effectExtent l="0" t="0" r="0" b="0"/>
-                  <wp:docPr id="100007" name="Picture 100007"/>
-                  <wp:cNvGraphicFramePr>
-                    <a:graphicFrameLocks xmlns:a="http://schemas.openxmlformats.org/drawingml/2006/main"/>
-                  </wp:cNvGraphicFramePr>
-                  <a:graphic xmlns:a="http://schemas.openxmlformats.org/drawingml/2006/main">
-                    <a:graphicData uri="http://schemas.openxmlformats.org/drawingml/2006/picture">
-                      <pic:pic xmlns:pic="http://schemas.openxmlformats.org/drawingml/2006/picture">
-                        <pic:nvPicPr>
-                          <pic:cNvPr id="100007" name=""/>
-                          <pic:cNvPicPr>
-                            <a:picLocks/>
-                          </pic:cNvPicPr>
-                        </pic:nvPicPr>
-                        <pic:blipFill>
-                          <a:blip r:embed="rId10"/>
-                          <a:stretch>
-                            <a:fillRect/>
-                          </a:stretch>
-                        </pic:blipFill>
-                        <pic:spPr>
-                          <a:xfrm>
-                            <a:off x="0" y="0"/>
-                            <a:ext cx="178201" cy="178306"/>
-                          </a:xfrm>
-                          <a:prstGeom prst="rect">
-                            <a:avLst/>
-                          </a:prstGeom>
-                        </pic:spPr>
-                      </pic:pic>
-                    </a:graphicData>
-                  </a:graphic>
-                </wp:inline>
-              </w:drawing>
-            </w:r>
-          </w:p>
-          <w:p>
-            <w:pPr>
-              <w:pStyle w:val="documenticon-rowzipsuffix"/>
-              <w:spacing w:line="260" w:lineRule="atLeast"/>
+              </w:rPr>
+            </w:pPr>
+          </w:p>
+          <w:p>
+            <w:pPr>
+              <w:pStyle w:val="documentleft-boxheadingsectiontitle"/>
+              <w:pBdr>
+                <w:top w:val="single" w:sz="8" w:space="20" w:color="FFFFFF"/>
+              </w:pBdr>
+              <w:spacing w:after="200" w:line="300" w:lineRule="atLeast"/>
               <w:ind w:left="180" w:right="280"/>
               <w:rPr>
                 <w:rStyle w:val="documentparent-containerleft-box"/>
-                <w:rFonts w:ascii="Source Sans Pro" w:eastAsia="Source Sans Pro" w:hAnsi="Source Sans Pro" w:cs="Source Sans Pro"/>
-                <w:sz w:val="20"/>
-                <w:szCs w:val="20"/>
+                <w:rFonts w:ascii="Montserrat" w:eastAsia="Montserrat" w:hAnsi="Montserrat" w:cs="Montserrat"/>
+                <w:b/>
+                <w:bCs/>
+                <w:caps/>
+                <w:spacing w:val="20"/>
                 <w:shd w:val="clear" w:color="auto" w:fill="auto"/>
               </w:rPr>
             </w:pPr>
-            <w:r>
-              <w:rPr>
-                <w:rStyle w:val="span"/>
-                <w:rFonts w:ascii="Source Sans Pro" w:eastAsia="Source Sans Pro" w:hAnsi="Source Sans Pro" w:cs="Source Sans Pro"/>
-                <w:color w:val="FFFFFF"/>
-                <w:sz w:val="20"/>
-                <w:szCs w:val="20"/>
-              </w:rPr>
-              <w:t>Gwalior</w:t>
-            </w:r>
-            <w:r>
-              <w:rPr>
-                <w:rStyle w:val="span"/>
-                <w:rFonts w:ascii="Source Sans Pro" w:eastAsia="Source Sans Pro" w:hAnsi="Source Sans Pro" w:cs="Source Sans Pro"/>
-                <w:color w:val="FFFFFF"/>
-                <w:sz w:val="20"/>
-                <w:szCs w:val="20"/>
-              </w:rPr>
-              <w:t xml:space="preserve">, </w:t>
-            </w:r>
-            <w:r>
-              <w:rPr>
-                <w:rStyle w:val="span"/>
-                <w:rFonts w:ascii="Source Sans Pro" w:eastAsia="Source Sans Pro" w:hAnsi="Source Sans Pro" w:cs="Source Sans Pro"/>
-                <w:color w:val="FFFFFF"/>
-                <w:sz w:val="20"/>
-                <w:szCs w:val="20"/>
-              </w:rPr>
-              <w:t>M</w:t>
-            </w:r>
-            <w:r>
-              <w:rPr>
-                <w:rStyle w:val="span"/>
-                <w:rFonts w:ascii="Source Sans Pro" w:eastAsia="Source Sans Pro" w:hAnsi="Source Sans Pro" w:cs="Source Sans Pro"/>
-                <w:color w:val="FFFFFF"/>
-                <w:sz w:val="20"/>
-                <w:szCs w:val="20"/>
-              </w:rPr>
-              <w:t>P</w:t>
-            </w:r>
-            <w:r>
-              <w:rPr>
-                <w:rStyle w:val="documentparent-containerleft-box"/>
-                <w:rFonts w:ascii="Source Sans Pro" w:eastAsia="Source Sans Pro" w:hAnsi="Source Sans Pro" w:cs="Source Sans Pro"/>
-                <w:sz w:val="20"/>
-                <w:szCs w:val="20"/>
-                <w:shd w:val="clear" w:color="auto" w:fill="auto"/>
-              </w:rPr>
-              <w:t xml:space="preserve"> </w:t>
-            </w:r>
-            <w:r>
-              <w:rPr>
-                <w:rStyle w:val="span"/>
-                <w:rFonts w:ascii="Source Sans Pro" w:eastAsia="Source Sans Pro" w:hAnsi="Source Sans Pro" w:cs="Source Sans Pro"/>
-                <w:color w:val="FFFFFF"/>
-                <w:sz w:val="20"/>
-                <w:szCs w:val="20"/>
-              </w:rPr>
-              <w:t>474020</w:t>
-            </w:r>
-            <w:r>
-              <w:rPr>
-                <w:rStyle w:val="documentparent-containerleft-box"/>
-                <w:rFonts w:ascii="Source Sans Pro" w:eastAsia="Source Sans Pro" w:hAnsi="Source Sans Pro" w:cs="Source Sans Pro"/>
-                <w:sz w:val="20"/>
-                <w:szCs w:val="20"/>
-                <w:shd w:val="clear" w:color="auto" w:fill="auto"/>
-              </w:rPr>
-              <w:t xml:space="preserve"> </w:t>
-            </w:r>
-          </w:p>
-          <w:p>
-            <w:pPr>
-              <w:pStyle w:val="documenticon-rowzipprefix"/>
-              <w:spacing w:line="260" w:lineRule="atLeast"/>
-              <w:ind w:left="180" w:right="280"/>
-              <w:rPr>
-                <w:rStyle w:val="documentparent-containerleft-box"/>
-                <w:rFonts w:ascii="Source Sans Pro" w:eastAsia="Source Sans Pro" w:hAnsi="Source Sans Pro" w:cs="Source Sans Pro"/>
-                <w:vanish/>
-                <w:sz w:val="20"/>
-                <w:szCs w:val="20"/>
-                <w:shd w:val="clear" w:color="auto" w:fill="auto"/>
-              </w:rPr>
-            </w:pPr>
-            <w:r>
-              <w:rPr>
-                <w:rStyle w:val="span"/>
-                <w:rFonts w:ascii="Source Sans Pro" w:eastAsia="Source Sans Pro" w:hAnsi="Source Sans Pro" w:cs="Source Sans Pro"/>
-                <w:vanish/>
-                <w:color w:val="FFFFFF"/>
-                <w:sz w:val="20"/>
-                <w:szCs w:val="20"/>
-              </w:rPr>
-              <w:t>2007001, Etah, UP</w:t>
-            </w:r>
-            <w:r>
-              <w:rPr>
-                <w:rStyle w:val="documentparent-containerleft-box"/>
-                <w:rFonts w:ascii="Source Sans Pro" w:eastAsia="Source Sans Pro" w:hAnsi="Source Sans Pro" w:cs="Source Sans Pro"/>
-                <w:vanish/>
-                <w:sz w:val="20"/>
-                <w:szCs w:val="20"/>
-                <w:shd w:val="clear" w:color="auto" w:fill="auto"/>
-              </w:rPr>
-              <w:t xml:space="preserve"> </w:t>
-            </w:r>
-          </w:p>
-          <w:p>
-            <w:pPr>
-              <w:pStyle w:val="documentparent-containerleft-boxsection-cntccntcMarginBottom"/>
-              <w:ind w:left="180" w:right="280"/>
-              <w:rPr>
-                <w:rStyle w:val="documentparent-containerleft-box"/>
-                <w:rFonts w:ascii="Source Sans Pro" w:eastAsia="Source Sans Pro" w:hAnsi="Source Sans Pro" w:cs="Source Sans Pro"/>
-                <w:shd w:val="clear" w:color="auto" w:fill="auto"/>
-              </w:rPr>
-            </w:pPr>
-            <w:r>
-              <w:rPr>
-                <w:rStyle w:val="documentparent-containerleft-box"/>
-                <w:rFonts w:ascii="Source Sans Pro" w:eastAsia="Source Sans Pro" w:hAnsi="Source Sans Pro" w:cs="Source Sans Pro"/>
-                <w:shd w:val="clear" w:color="auto" w:fill="auto"/>
-              </w:rPr>
-              <w:t> </w:t>
-            </w:r>
           </w:p>
           <w:p>
             <w:pPr>
@@ -1038,7 +1349,7 @@
           <w:tbl>
             <w:tblPr>
               <w:tblStyle w:val="documentsection"/>
-              <w:tblW w:w="0" w:type="auto"/>
+              <w:tblW w:w="7316" w:type="dxa"/>
               <w:tblCellSpacing w:w="0" w:type="dxa"/>
               <w:tblLayout w:type="fixed"/>
               <w:tblCellMar>
@@ -1049,15 +1360,16 @@
               <w:tblLook w:val="05E0" w:firstRow="1" w:lastRow="1" w:firstColumn="1" w:lastColumn="1" w:noHBand="0" w:noVBand="1"/>
             </w:tblPr>
             <w:tblGrid>
-              <w:gridCol w:w="6686"/>
+              <w:gridCol w:w="7316"/>
             </w:tblGrid>
             <w:tr>
               <w:trPr>
+                <w:trHeight w:val="342"/>
                 <w:tblCellSpacing w:w="0" w:type="dxa"/>
               </w:trPr>
               <w:tc>
                 <w:tcPr>
-                  <w:tcW w:w="6686" w:type="dxa"/>
+                  <w:tcW w:w="7316" w:type="dxa"/>
                   <w:tcMar>
                     <w:top w:w="600" w:type="dxa"/>
                     <w:left w:w="0" w:type="dxa"/>
@@ -1070,6 +1382,7 @@
                 <w:p>
                   <w:pPr>
                     <w:pStyle w:val="documentname"/>
+                    <w:jc w:val="both"/>
                     <w:rPr>
                       <w:rStyle w:val="span"/>
                       <w:rFonts w:ascii="Source Sans Pro" w:eastAsia="Source Sans Pro" w:hAnsi="Source Sans Pro" w:cs="Source Sans Pro"/>
@@ -1095,6 +1408,110 @@
                 </w:p>
                 <w:p>
                   <w:pPr>
+                    <w:pStyle w:val="BodyText"/>
+                    <w:ind w:left="144" w:right="13"/>
+                    <w:jc w:val="both"/>
+                    <w:rPr>
+                      <w:b/>
+                      <w:sz w:val="32"/>
+                      <w:szCs w:val="32"/>
+                      <w:u w:val="single"/>
+                    </w:rPr>
+                  </w:pPr>
+                  <w:r>
+                    <w:rPr>
+                      <w:b/>
+                      <w:spacing w:val="16"/>
+                      <w:w w:val="105"/>
+                      <w:sz w:val="32"/>
+                      <w:szCs w:val="32"/>
+                      <w:u w:val="single"/>
+                    </w:rPr>
+                    <w:t>D</w:t>
+                  </w:r>
+                  <w:r>
+                    <w:rPr>
+                      <w:b/>
+                      <w:spacing w:val="16"/>
+                      <w:w w:val="105"/>
+                      <w:sz w:val="32"/>
+                      <w:szCs w:val="32"/>
+                      <w:u w:val="single"/>
+                    </w:rPr>
+                    <w:t>ev</w:t>
+                  </w:r>
+                  <w:r>
+                    <w:rPr>
+                      <w:b/>
+                      <w:spacing w:val="16"/>
+                      <w:w w:val="105"/>
+                      <w:sz w:val="32"/>
+                      <w:szCs w:val="32"/>
+                      <w:u w:val="single"/>
+                    </w:rPr>
+                    <w:t>O</w:t>
+                  </w:r>
+                  <w:r>
+                    <w:rPr>
+                      <w:b/>
+                      <w:spacing w:val="16"/>
+                      <w:w w:val="105"/>
+                      <w:sz w:val="32"/>
+                      <w:szCs w:val="32"/>
+                      <w:u w:val="single"/>
+                    </w:rPr>
+                    <w:t>ps</w:t>
+                  </w:r>
+                  <w:r>
+                    <w:rPr>
+                      <w:b/>
+                      <w:spacing w:val="25"/>
+                      <w:w w:val="105"/>
+                      <w:sz w:val="32"/>
+                      <w:szCs w:val="32"/>
+                      <w:u w:val="single"/>
+                    </w:rPr>
+                    <w:t xml:space="preserve"> </w:t>
+                  </w:r>
+                  <w:r>
+                    <w:rPr>
+                      <w:b/>
+                      <w:spacing w:val="14"/>
+                      <w:w w:val="105"/>
+                      <w:sz w:val="32"/>
+                      <w:szCs w:val="32"/>
+                      <w:u w:val="single"/>
+                    </w:rPr>
+                    <w:t>E</w:t>
+                  </w:r>
+                  <w:r>
+                    <w:rPr>
+                      <w:b/>
+                      <w:spacing w:val="14"/>
+                      <w:w w:val="105"/>
+                      <w:sz w:val="32"/>
+                      <w:szCs w:val="32"/>
+                      <w:u w:val="single"/>
+                    </w:rPr>
+                    <w:t>ngineer</w:t>
+                  </w:r>
+                </w:p>
+                <w:p>
+                  <w:pPr>
+                    <w:pStyle w:val="documentname"/>
+                    <w:rPr>
+                      <w:rStyle w:val="span"/>
+                      <w:rFonts w:ascii="Source Sans Pro" w:eastAsia="Source Sans Pro" w:hAnsi="Source Sans Pro" w:cs="Source Sans Pro"/>
+                      <w:b/>
+                      <w:caps w:val="0"/>
+                      <w:spacing w:val="0"/>
+                      <w:sz w:val="72"/>
+                      <w:szCs w:val="72"/>
+                    </w:rPr>
+                  </w:pPr>
+                </w:p>
+                <w:p>
+                  <w:pPr>
                     <w:pStyle w:val="documentnameSecPARAGRAPHNAMEfirstparagraphparagraphParagraph"/>
                     <w:pBdr>
                       <w:top w:val="none" w:sz="0" w:space="0" w:color="auto"/>
@@ -1322,40 +1739,7 @@
                 <w:sz w:val="20"/>
                 <w:szCs w:val="20"/>
               </w:rPr>
-              <w:t>Azure Kubernetes Services (AKS): Instrumental in monitoring AKS clusters, adeptly addressing CPU and memory constraints by adjusting resource configurations and modifying replication sets.</w:t>
-            </w:r>
-          </w:p>
-          <w:p>
-            <w:pPr>
-              <w:pStyle w:val="documentright-boxheadingsectiontitle"/>
-              <w:pBdr>
-                <w:top w:val="single" w:sz="8" w:space="20" w:color="000000"/>
-              </w:pBdr>
-              <w:spacing w:after="200" w:line="300" w:lineRule="atLeast"/>
-              <w:rPr>
-                <w:rStyle w:val="span"/>
-                <w:rFonts w:ascii="Source Sans Pro" w:eastAsia="Source Sans Pro" w:hAnsi="Source Sans Pro" w:cs="Source Sans Pro"/>
-                <w:sz w:val="20"/>
-                <w:szCs w:val="20"/>
-              </w:rPr>
-            </w:pPr>
-            <w:r>
-              <w:rPr>
-                <w:rStyle w:val="span"/>
-                <w:rFonts w:ascii="Source Sans Pro" w:eastAsia="Source Sans Pro" w:hAnsi="Source Sans Pro" w:cs="Source Sans Pro"/>
-                <w:sz w:val="20"/>
-                <w:szCs w:val="20"/>
-              </w:rPr>
-              <w:t xml:space="preserve">Technical </w:t>
-            </w:r>
-            <w:r>
-              <w:rPr>
-                <w:rStyle w:val="span"/>
-                <w:rFonts w:ascii="Source Sans Pro" w:eastAsia="Source Sans Pro" w:hAnsi="Source Sans Pro" w:cs="Source Sans Pro"/>
-                <w:sz w:val="20"/>
-                <w:szCs w:val="20"/>
-              </w:rPr>
-              <w:t>Skills</w:t>
+              <w:t>Azure Kubernetes Services (AKS): Instrumental in monitoring AKS clusters, adeptly addressing CPU and memory constraints by adjusting resource configurations and modifying replication</w:t>
             </w:r>
           </w:p>
           <w:p>
@@ -1409,305 +1793,6 @@
                       <w:sz w:val="20"/>
                     </w:rPr>
                   </w:pPr>
-                  <w:r>
-                    <w:rPr>
-                      <w:rStyle w:val="span"/>
-                      <w:rFonts w:eastAsia="Source Sans Pro"/>
-                    </w:rPr>
-                    <w:t> </w:t>
-                  </w:r>
-                </w:p>
-                <w:p>
-                  <w:pPr>
-                    <w:pStyle w:val="p"/>
-                    <w:spacing w:line="260" w:lineRule="atLeast"/>
-                    <w:rPr>
-                      <w:rStyle w:val="span"/>
-                      <w:rFonts w:eastAsia="Source Sans Pro"/>
-                      <w:sz w:val="20"/>
-                    </w:rPr>
-                  </w:pPr>
-                  <w:r>
-                    <w:rPr>
-                      <w:rStyle w:val="span"/>
-                      <w:rFonts w:eastAsia="Source Sans Pro"/>
-                      <w:sz w:val="20"/>
-                    </w:rPr>
-                    <w:t xml:space="preserve">Cloud </w:t>
-                  </w:r>
-                  <w:proofErr w:type="gramStart"/>
-                  <w:r>
-                    <w:rPr>
-                      <w:rStyle w:val="span"/>
-                      <w:rFonts w:eastAsia="Source Sans Pro"/>
-                      <w:sz w:val="20"/>
-                    </w:rPr>
-                    <w:t>Platforms:-</w:t>
-                  </w:r>
-                  <w:proofErr w:type="gramEnd"/>
-                  <w:r>
-                    <w:rPr>
-                      <w:rStyle w:val="span"/>
-                      <w:rFonts w:eastAsia="Source Sans Pro"/>
-                      <w:sz w:val="20"/>
-                    </w:rPr>
-                    <w:t xml:space="preserve">  Microsoft Azure</w:t>
-                  </w:r>
-                </w:p>
-                <w:p>
-                  <w:pPr>
-                    <w:pStyle w:val="p"/>
-                    <w:spacing w:line="260" w:lineRule="atLeast"/>
-                    <w:rPr>
-                      <w:rStyle w:val="span"/>
-                      <w:rFonts w:eastAsia="Source Sans Pro"/>
-                      <w:sz w:val="20"/>
-                    </w:rPr>
-                  </w:pPr>
-                  <w:r>
-                    <w:rPr>
-                      <w:rStyle w:val="span"/>
-                      <w:rFonts w:eastAsia="Source Sans Pro"/>
-                      <w:sz w:val="20"/>
-                    </w:rPr>
-                    <w:t xml:space="preserve">Infrastructure as </w:t>
-                  </w:r>
-                  <w:proofErr w:type="gramStart"/>
-                  <w:r>
-                    <w:rPr>
-                      <w:rStyle w:val="span"/>
-                      <w:rFonts w:eastAsia="Source Sans Pro"/>
-                      <w:sz w:val="20"/>
-                    </w:rPr>
-                    <w:t>Code:-</w:t>
-                  </w:r>
-                  <w:proofErr w:type="gramEnd"/>
-                  <w:r>
-                    <w:rPr>
-                      <w:rStyle w:val="span"/>
-                      <w:rFonts w:eastAsia="Source Sans Pro"/>
-                      <w:sz w:val="20"/>
-                    </w:rPr>
-                    <w:t xml:space="preserve">  Terraform</w:t>
-                  </w:r>
-                </w:p>
-                <w:p>
-                  <w:pPr>
-                    <w:pStyle w:val="p"/>
-                    <w:spacing w:line="260" w:lineRule="atLeast"/>
-                    <w:rPr>
-                      <w:rStyle w:val="span"/>
-                      <w:rFonts w:eastAsia="Source Sans Pro"/>
-                      <w:sz w:val="20"/>
-                    </w:rPr>
-                  </w:pPr>
-                  <w:r>
-                    <w:rPr>
-                      <w:rStyle w:val="span"/>
-                      <w:rFonts w:eastAsia="Source Sans Pro"/>
-                      <w:sz w:val="20"/>
-                    </w:rPr>
-                    <w:t xml:space="preserve">CI/CD </w:t>
-                  </w:r>
-                  <w:proofErr w:type="gramStart"/>
-                  <w:r>
-                    <w:rPr>
-                      <w:rStyle w:val="span"/>
-                      <w:rFonts w:eastAsia="Source Sans Pro"/>
-                      <w:sz w:val="20"/>
-                    </w:rPr>
-                    <w:t>Tools:-</w:t>
-                  </w:r>
-                  <w:proofErr w:type="gramEnd"/>
-                  <w:r>
-                    <w:rPr>
-                      <w:rStyle w:val="span"/>
-                      <w:rFonts w:eastAsia="Source Sans Pro"/>
-                      <w:sz w:val="20"/>
-                    </w:rPr>
-                    <w:t xml:space="preserve"> Azure CI/CD Pipelines</w:t>
-                  </w:r>
-                </w:p>
-                <w:p>
-                  <w:pPr>
-                    <w:pStyle w:val="p"/>
-                    <w:spacing w:line="260" w:lineRule="atLeast"/>
-                    <w:rPr>
-                      <w:rStyle w:val="span"/>
-                      <w:rFonts w:eastAsia="Source Sans Pro"/>
-                      <w:sz w:val="20"/>
-                    </w:rPr>
-                  </w:pPr>
-                  <w:proofErr w:type="gramStart"/>
-                  <w:r>
-                    <w:rPr>
-                      <w:rStyle w:val="span"/>
-                      <w:rFonts w:eastAsia="Source Sans Pro"/>
-                      <w:sz w:val="20"/>
-                    </w:rPr>
-                    <w:t>Containerization :</w:t>
-                  </w:r>
-                  <w:proofErr w:type="gramEnd"/>
-                  <w:r>
-                    <w:rPr>
-                      <w:rStyle w:val="span"/>
-                      <w:rFonts w:eastAsia="Source Sans Pro"/>
-                      <w:sz w:val="20"/>
-                    </w:rPr>
-                    <w:t xml:space="preserve"> - Docker , Kubernetes (AKS), K8</w:t>
-                  </w:r>
-                  <w:r>
-                    <w:rPr>
-                      <w:rStyle w:val="span"/>
-                      <w:rFonts w:eastAsia="Source Sans Pro"/>
-                      <w:sz w:val="20"/>
-                    </w:rPr>
-                    <w:t>S</w:t>
-                  </w:r>
-                </w:p>
-                <w:p>
-                  <w:pPr>
-                    <w:pStyle w:val="p"/>
-                    <w:spacing w:line="260" w:lineRule="atLeast"/>
-                    <w:rPr>
-                      <w:rStyle w:val="span"/>
-                      <w:rFonts w:eastAsia="Source Sans Pro"/>
-                      <w:sz w:val="20"/>
-                    </w:rPr>
-                  </w:pPr>
-                  <w:r>
-                    <w:rPr>
-                      <w:rStyle w:val="span"/>
-                      <w:rFonts w:eastAsia="Source Sans Pro"/>
-                      <w:sz w:val="20"/>
-                    </w:rPr>
-                    <w:t xml:space="preserve">Version </w:t>
-                  </w:r>
-                  <w:proofErr w:type="gramStart"/>
-                  <w:r>
-                    <w:rPr>
-                      <w:rStyle w:val="span"/>
-                      <w:rFonts w:eastAsia="Source Sans Pro"/>
-                      <w:sz w:val="20"/>
-                    </w:rPr>
-                    <w:t>Control :</w:t>
-                  </w:r>
-                  <w:proofErr w:type="gramEnd"/>
-                  <w:r>
-                    <w:rPr>
-                      <w:rStyle w:val="span"/>
-                      <w:rFonts w:eastAsia="Source Sans Pro"/>
-                      <w:sz w:val="20"/>
-                    </w:rPr>
-                    <w:t>- Git,  git lab</w:t>
-                  </w:r>
-                  <w:r>
-                    <w:rPr>
-                      <w:rStyle w:val="span"/>
-                      <w:rFonts w:eastAsia="Source Sans Pro"/>
-                      <w:sz w:val="20"/>
-                    </w:rPr>
-                    <w:t xml:space="preserve">. </w:t>
-                  </w:r>
-                  <w:r>
-                    <w:rPr>
-                      <w:rStyle w:val="span"/>
-                      <w:rFonts w:eastAsia="Source Sans Pro"/>
-                      <w:sz w:val="20"/>
-                    </w:rPr>
-                    <w:t>Azure repo</w:t>
-                  </w:r>
-                </w:p>
-                <w:p>
-                  <w:pPr>
-                    <w:pStyle w:val="p"/>
-                    <w:spacing w:line="260" w:lineRule="atLeast"/>
-                    <w:rPr>
-                      <w:rStyle w:val="span"/>
-                      <w:rFonts w:eastAsia="Source Sans Pro"/>
-                      <w:sz w:val="20"/>
-                    </w:rPr>
-                  </w:pPr>
-                  <w:proofErr w:type="gramStart"/>
-                  <w:r>
-                    <w:rPr>
-                      <w:rStyle w:val="span"/>
-                      <w:rFonts w:eastAsia="Source Sans Pro"/>
-                      <w:sz w:val="20"/>
-                    </w:rPr>
-                    <w:t>Scripting :</w:t>
-                  </w:r>
-                  <w:proofErr w:type="gramEnd"/>
-                  <w:r>
-                    <w:rPr>
-                      <w:rStyle w:val="span"/>
-                      <w:rFonts w:eastAsia="Source Sans Pro"/>
-                      <w:sz w:val="20"/>
-                    </w:rPr>
-                    <w:t>- Shell,  bash,</w:t>
-                  </w:r>
-                  <w:r>
-                    <w:rPr>
-                      <w:rStyle w:val="span"/>
-                      <w:rFonts w:eastAsia="Source Sans Pro"/>
-                      <w:sz w:val="20"/>
-                    </w:rPr>
-                    <w:t xml:space="preserve"> YAML</w:t>
-                  </w:r>
-                  <w:r>
-                    <w:rPr>
-                      <w:rStyle w:val="span"/>
-                      <w:rFonts w:eastAsia="Source Sans Pro"/>
-                      <w:sz w:val="20"/>
-                    </w:rPr>
-                    <w:t xml:space="preserve">, </w:t>
-                  </w:r>
-                  <w:proofErr w:type="spellStart"/>
-                  <w:r>
-                    <w:rPr>
-                      <w:rStyle w:val="span"/>
-                      <w:rFonts w:eastAsia="Source Sans Pro"/>
-                      <w:sz w:val="20"/>
-                    </w:rPr>
-                    <w:t>Powershell</w:t>
-                  </w:r>
-                  <w:proofErr w:type="spellEnd"/>
-                </w:p>
-                <w:p>
-                  <w:pPr>
-                    <w:pStyle w:val="p"/>
-                    <w:spacing w:line="260" w:lineRule="atLeast"/>
-                    <w:rPr>
-                      <w:rStyle w:val="span"/>
-                      <w:rFonts w:eastAsia="Source Sans Pro"/>
-                    </w:rPr>
-                  </w:pPr>
-                  <w:r>
-                    <w:rPr>
-                      <w:rStyle w:val="span"/>
-                      <w:rFonts w:eastAsia="Source Sans Pro"/>
-                      <w:sz w:val="20"/>
-                    </w:rPr>
-                    <w:t xml:space="preserve">Operating </w:t>
-                  </w:r>
-                  <w:proofErr w:type="gramStart"/>
-                  <w:r>
-                    <w:rPr>
-                      <w:rStyle w:val="span"/>
-                      <w:rFonts w:eastAsia="Source Sans Pro"/>
-                      <w:sz w:val="20"/>
-                    </w:rPr>
-                    <w:t>system:-</w:t>
-                  </w:r>
-                  <w:proofErr w:type="gramEnd"/>
-                  <w:r>
-                    <w:rPr>
-                      <w:rStyle w:val="span"/>
-                      <w:rFonts w:eastAsia="Source Sans Pro"/>
-                      <w:sz w:val="20"/>
-                    </w:rPr>
-                    <w:t xml:space="preserve">  Linux, Window</w:t>
-                  </w:r>
                 </w:p>
               </w:tc>
             </w:tr>
@@ -1896,726 +1981,1747 @@
           </w:p>
           <w:p>
             <w:pPr>
-              <w:pStyle w:val="NormalWeb"/>
-              <w:spacing w:before="0" w:beforeAutospacing="0" w:after="0" w:afterAutospacing="0"/>
-              <w:ind w:left="360"/>
-              <w:rPr>
-                <w:rStyle w:val="span"/>
-                <w:rFonts w:eastAsia="Source Sans Pro"/>
-                <w:sz w:val="20"/>
-                <w:lang w:val="en-US" w:eastAsia="en-US"/>
-              </w:rPr>
-            </w:pPr>
-            <w:r>
-              <w:rPr>
-                <w:rStyle w:val="span"/>
-                <w:rFonts w:eastAsia="Source Sans Pro"/>
-                <w:sz w:val="20"/>
-                <w:lang w:val="en-US" w:eastAsia="en-US"/>
-              </w:rPr>
-              <w:t>Automated and managed Azure cloud infrastructure leveraging Terraform and Azure DevOps for streamlined deployment and management processes.</w:t>
-            </w:r>
-          </w:p>
-          <w:p>
-            <w:pPr>
-              <w:pStyle w:val="NormalWeb"/>
-              <w:spacing w:before="0" w:beforeAutospacing="0" w:after="0" w:afterAutospacing="0"/>
-              <w:ind w:left="360"/>
-              <w:rPr>
-                <w:rStyle w:val="span"/>
-                <w:rFonts w:eastAsia="Source Sans Pro"/>
-                <w:sz w:val="20"/>
-                <w:lang w:val="en-US" w:eastAsia="en-US"/>
-              </w:rPr>
-            </w:pPr>
-            <w:r>
-              <w:rPr>
-                <w:rStyle w:val="span"/>
-                <w:rFonts w:eastAsia="Source Sans Pro"/>
-                <w:sz w:val="20"/>
-                <w:lang w:val="en-US" w:eastAsia="en-US"/>
-              </w:rPr>
-              <w:t>Utilized Terraform to orchestrate Azure infrastructure in a declarative manner, ensuring scalability and efficiency.</w:t>
-            </w:r>
-          </w:p>
-          <w:p>
-            <w:pPr>
-              <w:pStyle w:val="NormalWeb"/>
-              <w:spacing w:before="0" w:beforeAutospacing="0" w:after="0" w:afterAutospacing="0"/>
-              <w:ind w:left="360"/>
-              <w:rPr>
-                <w:rStyle w:val="span"/>
-                <w:rFonts w:eastAsia="Source Sans Pro"/>
-                <w:sz w:val="20"/>
-                <w:lang w:val="en-US" w:eastAsia="en-US"/>
-              </w:rPr>
-            </w:pPr>
-            <w:r>
-              <w:rPr>
-                <w:rStyle w:val="span"/>
-                <w:rFonts w:eastAsia="Source Sans Pro"/>
-                <w:sz w:val="20"/>
-                <w:lang w:val="en-US" w:eastAsia="en-US"/>
-              </w:rPr>
-              <w:t>Implemented a structured Git branching strategy within Azure Repos to facilitate efficient code management and collaboration.</w:t>
-            </w:r>
-          </w:p>
-          <w:p>
-            <w:pPr>
-              <w:pStyle w:val="NormalWeb"/>
-              <w:spacing w:before="0" w:beforeAutospacing="0" w:after="0" w:afterAutospacing="0"/>
-              <w:ind w:left="360"/>
-              <w:rPr>
-                <w:rStyle w:val="span"/>
-                <w:rFonts w:eastAsia="Source Sans Pro"/>
-                <w:sz w:val="20"/>
-                <w:lang w:val="en-US" w:eastAsia="en-US"/>
-              </w:rPr>
-            </w:pPr>
-            <w:r>
-              <w:rPr>
-                <w:rStyle w:val="span"/>
-                <w:rFonts w:eastAsia="Source Sans Pro"/>
-                <w:sz w:val="20"/>
-                <w:lang w:val="en-US" w:eastAsia="en-US"/>
-              </w:rPr>
-              <w:t xml:space="preserve">Employed </w:t>
+              <w:tabs>
+                <w:tab w:val="left" w:pos="576"/>
+                <w:tab w:val="left" w:pos="578"/>
+              </w:tabs>
+              <w:spacing w:before="36" w:line="252" w:lineRule="auto"/>
+              <w:ind w:left="390" w:right="292"/>
+              <w:rPr>
+                <w:sz w:val="18"/>
+              </w:rPr>
+            </w:pPr>
+            <w:r>
+              <w:rPr>
+                <w:color w:val="0C111A"/>
+                <w:w w:val="105"/>
+                <w:sz w:val="18"/>
+              </w:rPr>
+              <w:t>Automate</w:t>
+            </w:r>
+            <w:r>
+              <w:rPr>
+                <w:color w:val="0C111A"/>
+                <w:spacing w:val="-7"/>
+                <w:w w:val="105"/>
+                <w:sz w:val="18"/>
+              </w:rPr>
+              <w:t xml:space="preserve"> </w:t>
+            </w:r>
+            <w:r>
+              <w:rPr>
+                <w:color w:val="0C111A"/>
+                <w:w w:val="105"/>
+                <w:sz w:val="18"/>
+              </w:rPr>
+              <w:t>and</w:t>
+            </w:r>
+            <w:r>
+              <w:rPr>
+                <w:color w:val="0C111A"/>
+                <w:spacing w:val="-6"/>
+                <w:w w:val="105"/>
+                <w:sz w:val="18"/>
+              </w:rPr>
+              <w:t xml:space="preserve"> </w:t>
+            </w:r>
+            <w:r>
+              <w:rPr>
+                <w:color w:val="0C111A"/>
+                <w:w w:val="105"/>
+                <w:sz w:val="18"/>
+              </w:rPr>
+              <w:t>Manage</w:t>
+            </w:r>
+            <w:r>
+              <w:rPr>
+                <w:color w:val="0C111A"/>
+                <w:spacing w:val="-10"/>
+                <w:w w:val="105"/>
+                <w:sz w:val="18"/>
+              </w:rPr>
+              <w:t xml:space="preserve"> </w:t>
+            </w:r>
+            <w:r>
+              <w:rPr>
+                <w:color w:val="0C111A"/>
+                <w:w w:val="105"/>
+                <w:sz w:val="18"/>
+              </w:rPr>
+              <w:t>Infrastructure</w:t>
+            </w:r>
+            <w:r>
+              <w:rPr>
+                <w:color w:val="0C111A"/>
+                <w:spacing w:val="-8"/>
+                <w:w w:val="105"/>
+                <w:sz w:val="18"/>
+              </w:rPr>
+              <w:t xml:space="preserve"> </w:t>
+            </w:r>
+            <w:r>
+              <w:rPr>
+                <w:color w:val="0C111A"/>
+                <w:w w:val="105"/>
+                <w:sz w:val="18"/>
+              </w:rPr>
+              <w:t>on</w:t>
+            </w:r>
+            <w:r>
+              <w:rPr>
+                <w:color w:val="0C111A"/>
+                <w:spacing w:val="-8"/>
+                <w:w w:val="105"/>
+                <w:sz w:val="18"/>
+              </w:rPr>
+              <w:t xml:space="preserve"> </w:t>
+            </w:r>
+            <w:r>
+              <w:rPr>
+                <w:color w:val="0C111A"/>
+                <w:w w:val="105"/>
+                <w:sz w:val="18"/>
+              </w:rPr>
+              <w:t>Azure</w:t>
+            </w:r>
+            <w:r>
+              <w:rPr>
+                <w:color w:val="0C111A"/>
+                <w:spacing w:val="-10"/>
+                <w:w w:val="105"/>
+                <w:sz w:val="18"/>
+              </w:rPr>
+              <w:t xml:space="preserve"> </w:t>
+            </w:r>
+            <w:r>
+              <w:rPr>
+                <w:color w:val="0C111A"/>
+                <w:w w:val="105"/>
+                <w:sz w:val="18"/>
+              </w:rPr>
+              <w:t>cloud</w:t>
+            </w:r>
+            <w:r>
+              <w:rPr>
+                <w:color w:val="0C111A"/>
+                <w:spacing w:val="-8"/>
+                <w:w w:val="105"/>
+                <w:sz w:val="18"/>
+              </w:rPr>
+              <w:t xml:space="preserve"> </w:t>
+            </w:r>
+            <w:r>
+              <w:rPr>
+                <w:color w:val="0C111A"/>
+                <w:w w:val="105"/>
+                <w:sz w:val="18"/>
+              </w:rPr>
+              <w:t>using</w:t>
+            </w:r>
+            <w:r>
+              <w:rPr>
+                <w:color w:val="0C111A"/>
+                <w:spacing w:val="-11"/>
+                <w:w w:val="105"/>
+                <w:sz w:val="18"/>
+              </w:rPr>
+              <w:t xml:space="preserve"> </w:t>
+            </w:r>
+            <w:r>
+              <w:rPr>
+                <w:color w:val="0C111A"/>
+                <w:w w:val="105"/>
+                <w:sz w:val="18"/>
+              </w:rPr>
+              <w:t xml:space="preserve">Terraform and Azure </w:t>
             </w:r>
             <w:proofErr w:type="spellStart"/>
             <w:r>
               <w:rPr>
-                <w:rStyle w:val="span"/>
-                <w:rFonts w:eastAsia="Source Sans Pro"/>
-                <w:sz w:val="20"/>
-                <w:lang w:val="en-US" w:eastAsia="en-US"/>
+                <w:color w:val="0C111A"/>
+                <w:w w:val="105"/>
+                <w:sz w:val="18"/>
+              </w:rPr>
+              <w:t>Devops</w:t>
+            </w:r>
+            <w:proofErr w:type="spellEnd"/>
+            <w:r>
+              <w:rPr>
+                <w:color w:val="0C111A"/>
+                <w:w w:val="105"/>
+                <w:sz w:val="18"/>
+              </w:rPr>
+              <w:t>.</w:t>
+            </w:r>
+          </w:p>
+          <w:p>
+            <w:pPr>
+              <w:tabs>
+                <w:tab w:val="left" w:pos="576"/>
+                <w:tab w:val="left" w:pos="578"/>
+              </w:tabs>
+              <w:spacing w:before="74" w:line="252" w:lineRule="auto"/>
+              <w:ind w:left="390" w:right="216"/>
+              <w:rPr>
+                <w:sz w:val="18"/>
+              </w:rPr>
+            </w:pPr>
+            <w:r>
+              <w:rPr>
+                <w:color w:val="0C111A"/>
+                <w:w w:val="105"/>
+                <w:sz w:val="18"/>
+              </w:rPr>
+              <w:t>Leveraged</w:t>
+            </w:r>
+            <w:r>
+              <w:rPr>
+                <w:color w:val="0C111A"/>
+                <w:spacing w:val="-7"/>
+                <w:w w:val="105"/>
+                <w:sz w:val="18"/>
+              </w:rPr>
+              <w:t xml:space="preserve"> </w:t>
+            </w:r>
+            <w:r>
+              <w:rPr>
+                <w:color w:val="0C111A"/>
+                <w:w w:val="105"/>
+                <w:sz w:val="18"/>
+              </w:rPr>
+              <w:t>Azure</w:t>
+            </w:r>
+            <w:r>
+              <w:rPr>
+                <w:color w:val="0C111A"/>
+                <w:spacing w:val="-10"/>
+                <w:w w:val="105"/>
+                <w:sz w:val="18"/>
+              </w:rPr>
+              <w:t xml:space="preserve"> </w:t>
+            </w:r>
+            <w:r>
+              <w:rPr>
+                <w:color w:val="0C111A"/>
+                <w:w w:val="105"/>
+                <w:sz w:val="18"/>
+              </w:rPr>
+              <w:t>DevOps</w:t>
+            </w:r>
+            <w:r>
+              <w:rPr>
+                <w:color w:val="0C111A"/>
+                <w:spacing w:val="-7"/>
+                <w:w w:val="105"/>
+                <w:sz w:val="18"/>
+              </w:rPr>
+              <w:t xml:space="preserve"> </w:t>
+            </w:r>
+            <w:r>
+              <w:rPr>
+                <w:color w:val="0C111A"/>
+                <w:w w:val="105"/>
+                <w:sz w:val="18"/>
+              </w:rPr>
+              <w:t>for</w:t>
+            </w:r>
+            <w:r>
+              <w:rPr>
+                <w:color w:val="0C111A"/>
+                <w:spacing w:val="-8"/>
+                <w:w w:val="105"/>
+                <w:sz w:val="18"/>
+              </w:rPr>
+              <w:t xml:space="preserve"> </w:t>
+            </w:r>
+            <w:r>
+              <w:rPr>
+                <w:color w:val="0C111A"/>
+                <w:w w:val="105"/>
+                <w:sz w:val="18"/>
+              </w:rPr>
+              <w:t>end-to-end</w:t>
+            </w:r>
+            <w:r>
+              <w:rPr>
+                <w:color w:val="0C111A"/>
+                <w:spacing w:val="-7"/>
+                <w:w w:val="105"/>
+                <w:sz w:val="18"/>
+              </w:rPr>
+              <w:t xml:space="preserve"> </w:t>
+            </w:r>
+            <w:r>
+              <w:rPr>
+                <w:color w:val="0C111A"/>
+                <w:w w:val="105"/>
+                <w:sz w:val="18"/>
+              </w:rPr>
+              <w:t>automation</w:t>
+            </w:r>
+            <w:r>
+              <w:rPr>
+                <w:color w:val="0C111A"/>
+                <w:spacing w:val="-7"/>
+                <w:w w:val="105"/>
+                <w:sz w:val="18"/>
+              </w:rPr>
+              <w:t xml:space="preserve"> </w:t>
+            </w:r>
+            <w:r>
+              <w:rPr>
+                <w:color w:val="0C111A"/>
+                <w:w w:val="105"/>
+                <w:sz w:val="18"/>
+              </w:rPr>
+              <w:t>of</w:t>
+            </w:r>
+            <w:r>
+              <w:rPr>
+                <w:color w:val="0C111A"/>
+                <w:spacing w:val="-7"/>
+                <w:w w:val="105"/>
+                <w:sz w:val="18"/>
+              </w:rPr>
+              <w:t xml:space="preserve"> </w:t>
+            </w:r>
+            <w:r>
+              <w:rPr>
+                <w:color w:val="0C111A"/>
+                <w:w w:val="105"/>
+                <w:sz w:val="18"/>
+              </w:rPr>
+              <w:t>build,</w:t>
+            </w:r>
+            <w:r>
+              <w:rPr>
+                <w:color w:val="0C111A"/>
+                <w:spacing w:val="-8"/>
+                <w:w w:val="105"/>
+                <w:sz w:val="18"/>
+              </w:rPr>
+              <w:t xml:space="preserve"> </w:t>
+            </w:r>
+            <w:r>
+              <w:rPr>
+                <w:color w:val="0C111A"/>
+                <w:w w:val="105"/>
+                <w:sz w:val="18"/>
+              </w:rPr>
+              <w:t>test,</w:t>
+            </w:r>
+            <w:r>
+              <w:rPr>
+                <w:color w:val="0C111A"/>
+                <w:spacing w:val="-8"/>
+                <w:w w:val="105"/>
+                <w:sz w:val="18"/>
+              </w:rPr>
+              <w:t xml:space="preserve"> </w:t>
+            </w:r>
+            <w:r>
+              <w:rPr>
+                <w:color w:val="0C111A"/>
+                <w:w w:val="105"/>
+                <w:sz w:val="18"/>
+              </w:rPr>
+              <w:t>and deployment pipelines.</w:t>
+            </w:r>
+          </w:p>
+          <w:p>
+            <w:pPr>
+              <w:tabs>
+                <w:tab w:val="left" w:pos="576"/>
+                <w:tab w:val="left" w:pos="578"/>
+              </w:tabs>
+              <w:spacing w:before="74" w:line="252" w:lineRule="auto"/>
+              <w:ind w:left="390" w:right="375"/>
+              <w:rPr>
+                <w:sz w:val="18"/>
+              </w:rPr>
+            </w:pPr>
+            <w:r>
+              <w:rPr>
+                <w:color w:val="0C111A"/>
+                <w:w w:val="105"/>
+                <w:sz w:val="18"/>
+              </w:rPr>
+              <w:t>Implemented</w:t>
+            </w:r>
+            <w:r>
+              <w:rPr>
+                <w:color w:val="0C111A"/>
+                <w:spacing w:val="-8"/>
+                <w:w w:val="105"/>
+                <w:sz w:val="18"/>
+              </w:rPr>
+              <w:t xml:space="preserve"> </w:t>
+            </w:r>
+            <w:proofErr w:type="spellStart"/>
+            <w:r>
+              <w:rPr>
+                <w:color w:val="0C111A"/>
+                <w:w w:val="105"/>
+                <w:sz w:val="18"/>
               </w:rPr>
               <w:t>TFSec</w:t>
             </w:r>
             <w:proofErr w:type="spellEnd"/>
             <w:r>
               <w:rPr>
-                <w:rStyle w:val="span"/>
-                <w:rFonts w:eastAsia="Source Sans Pro"/>
-                <w:sz w:val="20"/>
-                <w:lang w:val="en-US" w:eastAsia="en-US"/>
-              </w:rPr>
-              <w:t xml:space="preserve"> for proactive security scanning of Terraform code repositories, ensuring adherence to security standards.</w:t>
-            </w:r>
-          </w:p>
-          <w:p>
-            <w:pPr>
-              <w:pStyle w:val="NormalWeb"/>
-              <w:spacing w:before="0" w:beforeAutospacing="0" w:after="0" w:afterAutospacing="0"/>
-              <w:ind w:left="360"/>
-              <w:rPr>
-                <w:rStyle w:val="span"/>
-                <w:rFonts w:eastAsia="Source Sans Pro"/>
-                <w:sz w:val="20"/>
-                <w:lang w:val="en-US" w:eastAsia="en-US"/>
-              </w:rPr>
-            </w:pPr>
-            <w:r>
-              <w:rPr>
-                <w:rStyle w:val="span"/>
-                <w:rFonts w:eastAsia="Source Sans Pro"/>
-                <w:sz w:val="20"/>
-                <w:lang w:val="en-US" w:eastAsia="en-US"/>
-              </w:rPr>
-              <w:t xml:space="preserve">Automated infrastructure and application deployments while integrating security scans with </w:t>
+                <w:color w:val="0C111A"/>
+                <w:spacing w:val="-8"/>
+                <w:w w:val="105"/>
+                <w:sz w:val="18"/>
+              </w:rPr>
+              <w:t xml:space="preserve"> </w:t>
+            </w:r>
+            <w:r>
+              <w:rPr>
+                <w:color w:val="0C111A"/>
+                <w:w w:val="105"/>
+                <w:sz w:val="18"/>
+              </w:rPr>
+              <w:t>and</w:t>
+            </w:r>
+            <w:r>
+              <w:rPr>
+                <w:color w:val="0C111A"/>
+                <w:spacing w:val="-8"/>
+                <w:w w:val="105"/>
+                <w:sz w:val="18"/>
+              </w:rPr>
+              <w:t xml:space="preserve"> </w:t>
             </w:r>
             <w:proofErr w:type="spellStart"/>
             <w:r>
               <w:rPr>
-                <w:rStyle w:val="span"/>
-                <w:rFonts w:eastAsia="Source Sans Pro"/>
-                <w:sz w:val="20"/>
-                <w:lang w:val="en-US" w:eastAsia="en-US"/>
-              </w:rPr>
-              <w:t>tfSec</w:t>
+                <w:color w:val="0C111A"/>
+                <w:w w:val="105"/>
+                <w:sz w:val="18"/>
+              </w:rPr>
+              <w:t>TruffeHog</w:t>
             </w:r>
             <w:proofErr w:type="spellEnd"/>
             <w:r>
               <w:rPr>
-                <w:rStyle w:val="span"/>
-                <w:rFonts w:eastAsia="Source Sans Pro"/>
-                <w:sz w:val="20"/>
-                <w:lang w:val="en-US" w:eastAsia="en-US"/>
-              </w:rPr>
-              <w:t xml:space="preserve"> and Truffle Hog.</w:t>
-            </w:r>
-          </w:p>
-          <w:p>
-            <w:pPr>
-              <w:pStyle w:val="NormalWeb"/>
-              <w:spacing w:before="0" w:beforeAutospacing="0" w:after="0" w:afterAutospacing="0"/>
-              <w:ind w:left="360"/>
-              <w:rPr>
-                <w:rStyle w:val="span"/>
-                <w:rFonts w:eastAsia="Source Sans Pro"/>
-                <w:sz w:val="20"/>
-                <w:lang w:val="en-US" w:eastAsia="en-US"/>
-              </w:rPr>
-            </w:pPr>
-            <w:r>
-              <w:rPr>
-                <w:rStyle w:val="span"/>
-                <w:rFonts w:eastAsia="Source Sans Pro"/>
-                <w:sz w:val="20"/>
-                <w:lang w:val="en-US" w:eastAsia="en-US"/>
-              </w:rPr>
-              <w:t>Demonstrated proficiency in Azure cloud services, delivering scalable and reliable solutions aligned with business requirements.</w:t>
-            </w:r>
-          </w:p>
-          <w:p>
-            <w:pPr>
-              <w:pStyle w:val="NormalWeb"/>
-              <w:spacing w:before="0" w:beforeAutospacing="0" w:after="0" w:afterAutospacing="0"/>
-              <w:ind w:left="360"/>
-              <w:rPr>
-                <w:rStyle w:val="span"/>
-                <w:rFonts w:eastAsia="Source Sans Pro"/>
-                <w:sz w:val="20"/>
-                <w:lang w:val="en-US" w:eastAsia="en-US"/>
-              </w:rPr>
-            </w:pPr>
-            <w:r>
-              <w:rPr>
-                <w:rStyle w:val="span"/>
-                <w:rFonts w:eastAsia="Source Sans Pro"/>
-                <w:sz w:val="20"/>
-                <w:lang w:val="en-US" w:eastAsia="en-US"/>
-              </w:rPr>
-              <w:t>Enhanced resource provisioning workflows through Git-based version control integration, enhancing traceability and collaboration.</w:t>
-            </w:r>
-          </w:p>
-          <w:p>
-            <w:pPr>
-              <w:pStyle w:val="NormalWeb"/>
-              <w:spacing w:before="0" w:beforeAutospacing="0" w:after="0" w:afterAutospacing="0"/>
-              <w:ind w:left="360"/>
-              <w:rPr>
-                <w:rStyle w:val="span"/>
-                <w:rFonts w:eastAsia="Source Sans Pro"/>
-                <w:sz w:val="20"/>
-                <w:lang w:val="en-US" w:eastAsia="en-US"/>
-              </w:rPr>
-            </w:pPr>
-            <w:r>
-              <w:rPr>
-                <w:rStyle w:val="span"/>
-                <w:rFonts w:eastAsia="Source Sans Pro"/>
-                <w:sz w:val="20"/>
-                <w:lang w:val="en-US" w:eastAsia="en-US"/>
-              </w:rPr>
-              <w:t>Ensured Infrastructure as Code (</w:t>
+                <w:color w:val="0C111A"/>
+                <w:spacing w:val="-9"/>
+                <w:w w:val="105"/>
+                <w:sz w:val="18"/>
+              </w:rPr>
+              <w:t xml:space="preserve"> </w:t>
+            </w:r>
+            <w:r>
+              <w:rPr>
+                <w:color w:val="0C111A"/>
+                <w:w w:val="105"/>
+                <w:sz w:val="18"/>
+              </w:rPr>
+              <w:t>for</w:t>
+            </w:r>
+            <w:r>
+              <w:rPr>
+                <w:color w:val="0C111A"/>
+                <w:spacing w:val="-9"/>
+                <w:w w:val="105"/>
+                <w:sz w:val="18"/>
+              </w:rPr>
+              <w:t xml:space="preserve"> </w:t>
+            </w:r>
+            <w:r>
+              <w:rPr>
+                <w:color w:val="0C111A"/>
+                <w:w w:val="105"/>
+                <w:sz w:val="18"/>
+              </w:rPr>
+              <w:t>proactive</w:t>
+            </w:r>
+            <w:r>
+              <w:rPr>
+                <w:color w:val="0C111A"/>
+                <w:spacing w:val="-10"/>
+                <w:w w:val="105"/>
+                <w:sz w:val="18"/>
+              </w:rPr>
+              <w:t xml:space="preserve"> </w:t>
+            </w:r>
+            <w:r>
+              <w:rPr>
+                <w:color w:val="0C111A"/>
+                <w:w w:val="105"/>
+                <w:sz w:val="18"/>
+              </w:rPr>
+              <w:t>security</w:t>
+            </w:r>
+            <w:r>
+              <w:rPr>
+                <w:color w:val="0C111A"/>
+                <w:spacing w:val="-10"/>
+                <w:w w:val="105"/>
+                <w:sz w:val="18"/>
+              </w:rPr>
+              <w:t xml:space="preserve"> </w:t>
+            </w:r>
+            <w:r>
+              <w:rPr>
+                <w:color w:val="0C111A"/>
+                <w:w w:val="105"/>
+                <w:sz w:val="18"/>
+              </w:rPr>
+              <w:t>scanning</w:t>
+            </w:r>
+            <w:r>
+              <w:rPr>
+                <w:color w:val="0C111A"/>
+                <w:spacing w:val="-9"/>
+                <w:w w:val="105"/>
+                <w:sz w:val="18"/>
+              </w:rPr>
+              <w:t xml:space="preserve"> </w:t>
+            </w:r>
+            <w:r>
+              <w:rPr>
+                <w:color w:val="0C111A"/>
+                <w:w w:val="105"/>
+                <w:sz w:val="18"/>
+              </w:rPr>
+              <w:t>of Terraform code repositories.</w:t>
+            </w:r>
+          </w:p>
+          <w:p>
+            <w:pPr>
+              <w:tabs>
+                <w:tab w:val="left" w:pos="576"/>
+                <w:tab w:val="left" w:pos="578"/>
+              </w:tabs>
+              <w:spacing w:before="71" w:line="252" w:lineRule="auto"/>
+              <w:ind w:left="390" w:right="569"/>
+              <w:rPr>
+                <w:sz w:val="18"/>
+              </w:rPr>
+            </w:pPr>
+            <w:r>
+              <w:rPr>
+                <w:color w:val="0C111A"/>
+                <w:w w:val="105"/>
+                <w:sz w:val="18"/>
+              </w:rPr>
+              <w:t>Enhanced</w:t>
+            </w:r>
+            <w:r>
+              <w:rPr>
+                <w:color w:val="0C111A"/>
+                <w:spacing w:val="-11"/>
+                <w:w w:val="105"/>
+                <w:sz w:val="18"/>
+              </w:rPr>
+              <w:t xml:space="preserve"> </w:t>
+            </w:r>
+            <w:r>
+              <w:rPr>
+                <w:color w:val="0C111A"/>
+                <w:w w:val="105"/>
+                <w:sz w:val="18"/>
+              </w:rPr>
+              <w:t>resource</w:t>
+            </w:r>
+            <w:r>
+              <w:rPr>
+                <w:color w:val="0C111A"/>
+                <w:spacing w:val="-11"/>
+                <w:w w:val="105"/>
+                <w:sz w:val="18"/>
+              </w:rPr>
+              <w:t xml:space="preserve"> </w:t>
+            </w:r>
+            <w:r>
+              <w:rPr>
+                <w:color w:val="0C111A"/>
+                <w:w w:val="105"/>
+                <w:sz w:val="18"/>
+              </w:rPr>
+              <w:t>provisioning</w:t>
+            </w:r>
+            <w:r>
+              <w:rPr>
+                <w:color w:val="0C111A"/>
+                <w:spacing w:val="-11"/>
+                <w:w w:val="105"/>
+                <w:sz w:val="18"/>
+              </w:rPr>
+              <w:t xml:space="preserve"> </w:t>
+            </w:r>
+            <w:r>
+              <w:rPr>
+                <w:color w:val="0C111A"/>
+                <w:w w:val="105"/>
+                <w:sz w:val="18"/>
+              </w:rPr>
+              <w:t>workflows</w:t>
+            </w:r>
+            <w:r>
+              <w:rPr>
+                <w:color w:val="0C111A"/>
+                <w:spacing w:val="-10"/>
+                <w:w w:val="105"/>
+                <w:sz w:val="18"/>
+              </w:rPr>
+              <w:t xml:space="preserve"> </w:t>
+            </w:r>
+            <w:r>
+              <w:rPr>
+                <w:color w:val="0C111A"/>
+                <w:w w:val="105"/>
+                <w:sz w:val="18"/>
+              </w:rPr>
+              <w:t>with</w:t>
+            </w:r>
+            <w:r>
+              <w:rPr>
+                <w:color w:val="0C111A"/>
+                <w:spacing w:val="-10"/>
+                <w:w w:val="105"/>
+                <w:sz w:val="18"/>
+              </w:rPr>
+              <w:t xml:space="preserve"> </w:t>
+            </w:r>
+            <w:r>
+              <w:rPr>
+                <w:color w:val="0C111A"/>
+                <w:w w:val="105"/>
+                <w:sz w:val="18"/>
+              </w:rPr>
+              <w:t>Git-based</w:t>
+            </w:r>
+            <w:r>
+              <w:rPr>
+                <w:color w:val="0C111A"/>
+                <w:spacing w:val="-10"/>
+                <w:w w:val="105"/>
+                <w:sz w:val="18"/>
+              </w:rPr>
+              <w:t xml:space="preserve"> </w:t>
+            </w:r>
+            <w:r>
+              <w:rPr>
+                <w:color w:val="0C111A"/>
+                <w:w w:val="105"/>
+                <w:sz w:val="18"/>
+              </w:rPr>
+              <w:t xml:space="preserve">version </w:t>
+            </w:r>
+            <w:r>
+              <w:rPr>
+                <w:color w:val="0C111A"/>
+                <w:spacing w:val="-2"/>
+                <w:w w:val="105"/>
+                <w:sz w:val="18"/>
+              </w:rPr>
+              <w:t>control.</w:t>
+            </w:r>
+          </w:p>
+          <w:p>
+            <w:pPr>
+              <w:tabs>
+                <w:tab w:val="left" w:pos="576"/>
+                <w:tab w:val="left" w:pos="578"/>
+              </w:tabs>
+              <w:spacing w:before="74" w:line="252" w:lineRule="auto"/>
+              <w:ind w:left="390" w:right="533"/>
+              <w:rPr>
+                <w:sz w:val="18"/>
+              </w:rPr>
+            </w:pPr>
+            <w:r>
+              <w:rPr>
+                <w:color w:val="0C111A"/>
+                <w:w w:val="105"/>
+                <w:sz w:val="18"/>
+              </w:rPr>
+              <w:t>Ensured</w:t>
+            </w:r>
+            <w:r>
+              <w:rPr>
+                <w:color w:val="0C111A"/>
+                <w:spacing w:val="-9"/>
+                <w:w w:val="105"/>
+                <w:sz w:val="18"/>
+              </w:rPr>
+              <w:t xml:space="preserve"> </w:t>
+            </w:r>
+            <w:r>
+              <w:rPr>
+                <w:color w:val="0C111A"/>
+                <w:w w:val="105"/>
+                <w:sz w:val="18"/>
+              </w:rPr>
+              <w:t>infrastructure</w:t>
+            </w:r>
+            <w:r>
+              <w:rPr>
+                <w:color w:val="0C111A"/>
+                <w:spacing w:val="-11"/>
+                <w:w w:val="105"/>
+                <w:sz w:val="18"/>
+              </w:rPr>
+              <w:t xml:space="preserve"> </w:t>
+            </w:r>
+            <w:r>
+              <w:rPr>
+                <w:color w:val="0C111A"/>
+                <w:w w:val="105"/>
+                <w:sz w:val="18"/>
+              </w:rPr>
+              <w:t>as</w:t>
+            </w:r>
+            <w:r>
+              <w:rPr>
+                <w:color w:val="0C111A"/>
+                <w:spacing w:val="-7"/>
+                <w:w w:val="105"/>
+                <w:sz w:val="18"/>
+              </w:rPr>
+              <w:t xml:space="preserve"> </w:t>
+            </w:r>
+            <w:r>
+              <w:rPr>
+                <w:color w:val="0C111A"/>
+                <w:w w:val="105"/>
+                <w:sz w:val="18"/>
+              </w:rPr>
+              <w:t>code</w:t>
+            </w:r>
+            <w:r>
+              <w:rPr>
+                <w:color w:val="0C111A"/>
+                <w:spacing w:val="-6"/>
+                <w:w w:val="105"/>
+                <w:sz w:val="18"/>
+              </w:rPr>
+              <w:t xml:space="preserve"> </w:t>
+            </w:r>
+            <w:r>
+              <w:rPr>
+                <w:color w:val="0C111A"/>
+                <w:w w:val="105"/>
+                <w:sz w:val="18"/>
+              </w:rPr>
+              <w:t>(</w:t>
             </w:r>
             <w:proofErr w:type="spellStart"/>
             <w:r>
               <w:rPr>
-                <w:rStyle w:val="span"/>
-                <w:rFonts w:eastAsia="Source Sans Pro"/>
-                <w:sz w:val="20"/>
-                <w:lang w:val="en-US" w:eastAsia="en-US"/>
+                <w:color w:val="0C111A"/>
+                <w:w w:val="105"/>
+                <w:sz w:val="18"/>
               </w:rPr>
               <w:t>IaC</w:t>
             </w:r>
             <w:proofErr w:type="spellEnd"/>
             <w:r>
               <w:rPr>
-                <w:rStyle w:val="span"/>
-                <w:rFonts w:eastAsia="Source Sans Pro"/>
-                <w:sz w:val="20"/>
-                <w:lang w:val="en-US" w:eastAsia="en-US"/>
-              </w:rPr>
-              <w:t>) compliance and security by adhering to Terraform best practices and industry standards.</w:t>
-            </w:r>
-          </w:p>
-          <w:p>
-            <w:pPr>
-              <w:pStyle w:val="NormalWeb"/>
-              <w:spacing w:before="0" w:beforeAutospacing="0" w:after="0" w:afterAutospacing="0"/>
-              <w:ind w:left="360"/>
-              <w:rPr>
-                <w:rStyle w:val="span"/>
-                <w:rFonts w:eastAsia="Source Sans Pro"/>
-                <w:sz w:val="20"/>
-                <w:lang w:val="en-US" w:eastAsia="en-US"/>
-              </w:rPr>
-            </w:pPr>
-            <w:r>
-              <w:rPr>
-                <w:rStyle w:val="span"/>
-                <w:rFonts w:eastAsia="Source Sans Pro"/>
-                <w:sz w:val="20"/>
-                <w:lang w:val="en-US" w:eastAsia="en-US"/>
-              </w:rPr>
-              <w:t>Leveraged Terraform expertise for infrastructure provisioning, configuration, and optimization, driving operational excellence.</w:t>
-            </w:r>
-          </w:p>
-          <w:p>
-            <w:pPr>
-              <w:pStyle w:val="NormalWeb"/>
-              <w:spacing w:before="0" w:beforeAutospacing="0" w:after="0" w:afterAutospacing="0"/>
-              <w:ind w:left="360"/>
-              <w:rPr>
-                <w:rStyle w:val="span"/>
-                <w:rFonts w:eastAsia="Source Sans Pro"/>
-                <w:sz w:val="20"/>
-                <w:lang w:val="en-US" w:eastAsia="en-US"/>
-              </w:rPr>
-            </w:pPr>
-            <w:r>
-              <w:rPr>
-                <w:rStyle w:val="span"/>
-                <w:rFonts w:eastAsia="Source Sans Pro"/>
-                <w:sz w:val="20"/>
-                <w:lang w:val="en-US" w:eastAsia="en-US"/>
-              </w:rPr>
-              <w:t>Designed and implemented Azure infrastructure solutions prioritizing high availability, scalability, and security.</w:t>
-            </w:r>
-          </w:p>
-          <w:p>
-            <w:pPr>
-              <w:pStyle w:val="NormalWeb"/>
-              <w:spacing w:before="0" w:beforeAutospacing="0" w:after="0" w:afterAutospacing="0"/>
-              <w:ind w:left="360"/>
-              <w:rPr>
-                <w:rStyle w:val="span"/>
-                <w:rFonts w:eastAsia="Source Sans Pro"/>
-                <w:sz w:val="20"/>
-                <w:lang w:val="en-US" w:eastAsia="en-US"/>
-              </w:rPr>
-            </w:pPr>
-            <w:r>
-              <w:rPr>
-                <w:rStyle w:val="span"/>
-                <w:rFonts w:eastAsia="Source Sans Pro"/>
-                <w:sz w:val="20"/>
-                <w:lang w:val="en-US" w:eastAsia="en-US"/>
-              </w:rPr>
-              <w:t>Managed configuration and maintenance of Azure Virtual Machines (VMs) and storage solutions to optimize performance and cost efficiency.</w:t>
-            </w:r>
-          </w:p>
-          <w:p>
-            <w:pPr>
-              <w:pStyle w:val="NormalWeb"/>
-              <w:spacing w:before="0" w:beforeAutospacing="0" w:after="0" w:afterAutospacing="0"/>
-              <w:ind w:left="360"/>
-              <w:rPr>
-                <w:rStyle w:val="span"/>
-                <w:rFonts w:eastAsia="Source Sans Pro"/>
-                <w:sz w:val="20"/>
-                <w:lang w:val="en-US" w:eastAsia="en-US"/>
-              </w:rPr>
-            </w:pPr>
-            <w:r>
-              <w:rPr>
-                <w:rStyle w:val="span"/>
-                <w:rFonts w:eastAsia="Source Sans Pro"/>
-                <w:sz w:val="20"/>
-                <w:lang w:val="en-US" w:eastAsia="en-US"/>
-              </w:rPr>
-              <w:t>Fostered version control and collaboration among team members through Infrastructure as Code (</w:t>
+                <w:color w:val="0C111A"/>
+                <w:w w:val="105"/>
+                <w:sz w:val="18"/>
+              </w:rPr>
+              <w:t>)</w:t>
+            </w:r>
+            <w:r>
+              <w:rPr>
+                <w:color w:val="0C111A"/>
+                <w:spacing w:val="-9"/>
+                <w:w w:val="105"/>
+                <w:sz w:val="18"/>
+              </w:rPr>
+              <w:t xml:space="preserve"> </w:t>
+            </w:r>
+            <w:r>
+              <w:rPr>
+                <w:color w:val="0C111A"/>
+                <w:w w:val="105"/>
+                <w:sz w:val="18"/>
+              </w:rPr>
+              <w:t>compliance</w:t>
+            </w:r>
+            <w:r>
+              <w:rPr>
+                <w:color w:val="0C111A"/>
+                <w:spacing w:val="-6"/>
+                <w:w w:val="105"/>
+                <w:sz w:val="18"/>
+              </w:rPr>
+              <w:t xml:space="preserve"> </w:t>
+            </w:r>
+            <w:r>
+              <w:rPr>
+                <w:color w:val="0C111A"/>
+                <w:w w:val="105"/>
+                <w:sz w:val="18"/>
+              </w:rPr>
+              <w:t>and</w:t>
+            </w:r>
+            <w:r>
+              <w:rPr>
+                <w:color w:val="0C111A"/>
+                <w:spacing w:val="-7"/>
+                <w:w w:val="105"/>
+                <w:sz w:val="18"/>
+              </w:rPr>
+              <w:t xml:space="preserve"> </w:t>
+            </w:r>
+            <w:r>
+              <w:rPr>
+                <w:color w:val="0C111A"/>
+                <w:w w:val="105"/>
+                <w:sz w:val="18"/>
+              </w:rPr>
+              <w:t>security</w:t>
+            </w:r>
+            <w:r>
+              <w:rPr>
+                <w:color w:val="0C111A"/>
+                <w:spacing w:val="-9"/>
+                <w:w w:val="105"/>
+                <w:sz w:val="18"/>
+              </w:rPr>
+              <w:t xml:space="preserve"> </w:t>
+            </w:r>
+            <w:r>
+              <w:rPr>
+                <w:color w:val="0C111A"/>
+                <w:w w:val="105"/>
+                <w:sz w:val="18"/>
+              </w:rPr>
+              <w:t>using Terraform best practices.</w:t>
+            </w:r>
+          </w:p>
+          <w:p>
+            <w:pPr>
+              <w:tabs>
+                <w:tab w:val="left" w:pos="576"/>
+                <w:tab w:val="left" w:pos="578"/>
+              </w:tabs>
+              <w:spacing w:before="72" w:line="252" w:lineRule="auto"/>
+              <w:ind w:left="390" w:right="1149"/>
+              <w:rPr>
+                <w:sz w:val="18"/>
+              </w:rPr>
+            </w:pPr>
+            <w:r>
+              <w:rPr>
+                <w:color w:val="0C111A"/>
+                <w:w w:val="105"/>
+                <w:sz w:val="18"/>
+              </w:rPr>
+              <w:t>Expertise</w:t>
+            </w:r>
+            <w:r>
+              <w:rPr>
+                <w:color w:val="0C111A"/>
+                <w:spacing w:val="-11"/>
+                <w:w w:val="105"/>
+                <w:sz w:val="18"/>
+              </w:rPr>
+              <w:t xml:space="preserve"> </w:t>
+            </w:r>
+            <w:r>
+              <w:rPr>
+                <w:color w:val="0C111A"/>
+                <w:w w:val="105"/>
+                <w:sz w:val="18"/>
+              </w:rPr>
+              <w:t>in</w:t>
+            </w:r>
+            <w:r>
+              <w:rPr>
+                <w:color w:val="0C111A"/>
+                <w:spacing w:val="-11"/>
+                <w:w w:val="105"/>
+                <w:sz w:val="18"/>
+              </w:rPr>
+              <w:t xml:space="preserve"> </w:t>
+            </w:r>
+            <w:r>
+              <w:rPr>
+                <w:color w:val="0C111A"/>
+                <w:w w:val="105"/>
+                <w:sz w:val="18"/>
+              </w:rPr>
+              <w:t>infrastructure</w:t>
+            </w:r>
+            <w:r>
+              <w:rPr>
+                <w:color w:val="0C111A"/>
+                <w:spacing w:val="-11"/>
+                <w:w w:val="105"/>
+                <w:sz w:val="18"/>
+              </w:rPr>
+              <w:t xml:space="preserve"> </w:t>
+            </w:r>
+            <w:r>
+              <w:rPr>
+                <w:color w:val="0C111A"/>
+                <w:w w:val="105"/>
+                <w:sz w:val="18"/>
+              </w:rPr>
+              <w:t>provisioning,</w:t>
+            </w:r>
+            <w:r>
+              <w:rPr>
+                <w:color w:val="0C111A"/>
+                <w:spacing w:val="-10"/>
+                <w:w w:val="105"/>
+                <w:sz w:val="18"/>
+              </w:rPr>
+              <w:t xml:space="preserve"> </w:t>
+            </w:r>
+            <w:r>
+              <w:rPr>
+                <w:color w:val="0C111A"/>
+                <w:w w:val="105"/>
+                <w:sz w:val="18"/>
+              </w:rPr>
+              <w:t>configuration,</w:t>
+            </w:r>
+            <w:r>
+              <w:rPr>
+                <w:color w:val="0C111A"/>
+                <w:spacing w:val="-11"/>
+                <w:w w:val="105"/>
+                <w:sz w:val="18"/>
+              </w:rPr>
+              <w:t xml:space="preserve"> </w:t>
+            </w:r>
+            <w:r>
+              <w:rPr>
+                <w:color w:val="0C111A"/>
+                <w:w w:val="105"/>
+                <w:sz w:val="18"/>
+              </w:rPr>
+              <w:t>and optimization with Terraform.</w:t>
+            </w:r>
+          </w:p>
+          <w:p>
+            <w:pPr>
+              <w:tabs>
+                <w:tab w:val="left" w:pos="577"/>
+              </w:tabs>
+              <w:spacing w:before="73"/>
+              <w:ind w:left="391"/>
+              <w:rPr>
+                <w:sz w:val="18"/>
+              </w:rPr>
+            </w:pPr>
+            <w:r>
+              <w:rPr>
+                <w:color w:val="0C111A"/>
+                <w:sz w:val="18"/>
+              </w:rPr>
+              <w:t>Configure</w:t>
+            </w:r>
+            <w:r>
+              <w:rPr>
+                <w:color w:val="0C111A"/>
+                <w:spacing w:val="17"/>
+                <w:sz w:val="18"/>
+              </w:rPr>
+              <w:t xml:space="preserve"> </w:t>
+            </w:r>
+            <w:r>
+              <w:rPr>
+                <w:color w:val="0C111A"/>
+                <w:sz w:val="18"/>
+              </w:rPr>
+              <w:t>and</w:t>
+            </w:r>
+            <w:r>
+              <w:rPr>
+                <w:color w:val="0C111A"/>
+                <w:spacing w:val="17"/>
+                <w:sz w:val="18"/>
+              </w:rPr>
+              <w:t xml:space="preserve"> </w:t>
+            </w:r>
+            <w:r>
+              <w:rPr>
+                <w:color w:val="0C111A"/>
+                <w:sz w:val="18"/>
+              </w:rPr>
+              <w:t>manage</w:t>
+            </w:r>
+            <w:r>
+              <w:rPr>
+                <w:color w:val="0C111A"/>
+                <w:spacing w:val="17"/>
+                <w:sz w:val="18"/>
+              </w:rPr>
+              <w:t xml:space="preserve"> </w:t>
+            </w:r>
+            <w:r>
+              <w:rPr>
+                <w:color w:val="0C111A"/>
+                <w:sz w:val="18"/>
+              </w:rPr>
+              <w:t>Azure</w:t>
+            </w:r>
+            <w:r>
+              <w:rPr>
+                <w:color w:val="0C111A"/>
+                <w:spacing w:val="15"/>
+                <w:sz w:val="18"/>
+              </w:rPr>
+              <w:t xml:space="preserve"> </w:t>
+            </w:r>
+            <w:r>
+              <w:rPr>
+                <w:color w:val="0C111A"/>
+                <w:spacing w:val="-2"/>
+                <w:sz w:val="18"/>
+              </w:rPr>
+              <w:t>Monitor.</w:t>
+            </w:r>
+          </w:p>
+          <w:p>
+            <w:pPr>
+              <w:tabs>
+                <w:tab w:val="left" w:pos="576"/>
+                <w:tab w:val="left" w:pos="578"/>
+              </w:tabs>
+              <w:spacing w:line="249" w:lineRule="auto"/>
+              <w:ind w:left="390" w:right="523"/>
+              <w:rPr>
+                <w:sz w:val="18"/>
+              </w:rPr>
+            </w:pPr>
+            <w:r>
+              <w:rPr>
+                <w:color w:val="0C111A"/>
+                <w:w w:val="105"/>
+                <w:sz w:val="18"/>
+              </w:rPr>
+              <w:t>Designed and implemented Infrastructure as Code (</w:t>
             </w:r>
             <w:proofErr w:type="spellStart"/>
             <w:r>
               <w:rPr>
-                <w:rStyle w:val="span"/>
-                <w:rFonts w:eastAsia="Source Sans Pro"/>
-                <w:sz w:val="20"/>
-                <w:lang w:val="en-US" w:eastAsia="en-US"/>
+                <w:color w:val="0C111A"/>
+                <w:w w:val="105"/>
+                <w:sz w:val="18"/>
               </w:rPr>
               <w:t>IaC</w:t>
             </w:r>
             <w:proofErr w:type="spellEnd"/>
             <w:r>
               <w:rPr>
-                <w:rStyle w:val="span"/>
-                <w:rFonts w:eastAsia="Source Sans Pro"/>
-                <w:sz w:val="20"/>
-                <w:lang w:val="en-US" w:eastAsia="en-US"/>
-              </w:rPr>
-              <w:t>) best practices.</w:t>
-            </w:r>
-          </w:p>
-          <w:p>
-            <w:pPr>
-              <w:pStyle w:val="NormalWeb"/>
-              <w:spacing w:before="0" w:beforeAutospacing="0" w:after="0" w:afterAutospacing="0"/>
-              <w:ind w:left="360"/>
-              <w:rPr>
-                <w:rStyle w:val="span"/>
-                <w:rFonts w:eastAsia="Source Sans Pro"/>
-                <w:sz w:val="20"/>
-                <w:lang w:val="en-US" w:eastAsia="en-US"/>
-              </w:rPr>
-            </w:pPr>
-            <w:r>
-              <w:rPr>
-                <w:rStyle w:val="span"/>
-                <w:rFonts w:eastAsia="Source Sans Pro"/>
-                <w:sz w:val="20"/>
-                <w:lang w:val="en-US" w:eastAsia="en-US"/>
-              </w:rPr>
-              <w:t xml:space="preserve">Leveraged PowerShell scripting and Docker files for automation and </w:t>
-            </w:r>
-            <w:r>
-              <w:rPr>
-                <w:rStyle w:val="span"/>
-                <w:rFonts w:eastAsia="Source Sans Pro"/>
-                <w:sz w:val="20"/>
-                <w:lang w:val="en-US" w:eastAsia="en-US"/>
-              </w:rPr>
-              <w:lastRenderedPageBreak/>
-              <w:t>containerization, optimizing the development environment for efficiency and reliability.</w:t>
-            </w:r>
-          </w:p>
-          <w:p>
-            <w:pPr>
-              <w:pStyle w:val="NormalWeb"/>
-              <w:spacing w:before="0" w:beforeAutospacing="0" w:after="0" w:afterAutospacing="0"/>
-              <w:ind w:left="360"/>
-              <w:rPr>
-                <w:rStyle w:val="span"/>
-                <w:rFonts w:eastAsia="Source Sans Pro"/>
-                <w:sz w:val="20"/>
-                <w:lang w:val="en-US" w:eastAsia="en-US"/>
-              </w:rPr>
-            </w:pPr>
-            <w:r>
-              <w:rPr>
-                <w:rStyle w:val="span"/>
-                <w:rFonts w:eastAsia="Source Sans Pro"/>
-                <w:sz w:val="20"/>
-                <w:lang w:val="en-US" w:eastAsia="en-US"/>
-              </w:rPr>
-              <w:t>Created Azure VMs using the Azure Portal for various deployment needs.</w:t>
-            </w:r>
-          </w:p>
-          <w:p>
-            <w:pPr>
-              <w:pStyle w:val="NormalWeb"/>
-              <w:spacing w:before="0" w:beforeAutospacing="0" w:after="0" w:afterAutospacing="0"/>
-              <w:ind w:left="360"/>
-              <w:rPr>
-                <w:rStyle w:val="span"/>
-                <w:rFonts w:eastAsia="Source Sans Pro"/>
-                <w:sz w:val="20"/>
-                <w:lang w:val="en-US" w:eastAsia="en-US"/>
-              </w:rPr>
-            </w:pPr>
-            <w:r>
-              <w:rPr>
-                <w:rStyle w:val="span"/>
-                <w:rFonts w:eastAsia="Source Sans Pro"/>
-                <w:sz w:val="20"/>
-                <w:lang w:val="en-US" w:eastAsia="en-US"/>
-              </w:rPr>
-              <w:t>Configured Azure VMs in Availability Sets/Zones via the Azure Portal for high availability.</w:t>
-            </w:r>
-          </w:p>
-          <w:p>
-            <w:pPr>
-              <w:pStyle w:val="NormalWeb"/>
-              <w:spacing w:before="0" w:beforeAutospacing="0" w:after="0" w:afterAutospacing="0"/>
-              <w:ind w:left="360"/>
-              <w:rPr>
-                <w:rStyle w:val="span"/>
-                <w:rFonts w:eastAsia="Source Sans Pro"/>
-                <w:sz w:val="20"/>
-                <w:lang w:val="en-US" w:eastAsia="en-US"/>
-              </w:rPr>
-            </w:pPr>
-            <w:r>
-              <w:rPr>
-                <w:rStyle w:val="span"/>
-                <w:rFonts w:eastAsia="Source Sans Pro"/>
-                <w:sz w:val="20"/>
-                <w:lang w:val="en-US" w:eastAsia="en-US"/>
-              </w:rPr>
-              <w:t>Deployed Azure VMs from existing OS disks using the Azure Portal, ensuring efficiency.</w:t>
-            </w:r>
-          </w:p>
-          <w:p>
-            <w:pPr>
-              <w:pStyle w:val="NormalWeb"/>
-              <w:spacing w:before="0" w:beforeAutospacing="0" w:after="0" w:afterAutospacing="0"/>
-              <w:ind w:left="360"/>
-              <w:rPr>
-                <w:rStyle w:val="span"/>
-                <w:rFonts w:eastAsia="Source Sans Pro"/>
-                <w:sz w:val="20"/>
-                <w:lang w:val="en-US" w:eastAsia="en-US"/>
-              </w:rPr>
-            </w:pPr>
-            <w:r>
-              <w:rPr>
-                <w:rStyle w:val="span"/>
-                <w:rFonts w:eastAsia="Source Sans Pro"/>
-                <w:sz w:val="20"/>
-                <w:lang w:val="en-US" w:eastAsia="en-US"/>
-              </w:rPr>
-              <w:t>Created custom images of Azure VMs using Managed or Unmanaged Disks for standardized deployments.</w:t>
-            </w:r>
-          </w:p>
-          <w:p>
-            <w:pPr>
-              <w:pStyle w:val="NormalWeb"/>
-              <w:spacing w:before="0" w:beforeAutospacing="0" w:after="0" w:afterAutospacing="0"/>
-              <w:ind w:left="360"/>
-              <w:rPr>
-                <w:rStyle w:val="span"/>
-                <w:rFonts w:eastAsia="Source Sans Pro"/>
-                <w:sz w:val="20"/>
-                <w:lang w:val="en-US" w:eastAsia="en-US"/>
-              </w:rPr>
-            </w:pPr>
-            <w:r>
-              <w:rPr>
-                <w:rStyle w:val="span"/>
-                <w:rFonts w:eastAsia="Source Sans Pro"/>
-                <w:sz w:val="20"/>
-                <w:lang w:val="en-US" w:eastAsia="en-US"/>
-              </w:rPr>
-              <w:t>Deployed Azure VMs from images for rapid provisioning and consistency.</w:t>
-            </w:r>
-          </w:p>
-          <w:p>
-            <w:pPr>
-              <w:pStyle w:val="NormalWeb"/>
-              <w:spacing w:before="0" w:beforeAutospacing="0" w:after="0" w:afterAutospacing="0"/>
-              <w:ind w:left="360"/>
-              <w:rPr>
-                <w:rStyle w:val="span"/>
-                <w:rFonts w:eastAsia="Source Sans Pro"/>
-                <w:sz w:val="20"/>
-                <w:lang w:val="en-US" w:eastAsia="en-US"/>
-              </w:rPr>
-            </w:pPr>
-            <w:r>
-              <w:rPr>
-                <w:rStyle w:val="span"/>
-                <w:rFonts w:eastAsia="Source Sans Pro"/>
-                <w:sz w:val="20"/>
-                <w:lang w:val="en-US" w:eastAsia="en-US"/>
-              </w:rPr>
-              <w:t>Expanded Azure VM capabilities by adding additional NICs and disks as needed.</w:t>
-            </w:r>
-          </w:p>
-          <w:p>
-            <w:pPr>
-              <w:pStyle w:val="NormalWeb"/>
-              <w:spacing w:before="0" w:beforeAutospacing="0" w:after="0" w:afterAutospacing="0"/>
-              <w:ind w:left="360"/>
-              <w:rPr>
-                <w:rStyle w:val="span"/>
-                <w:rFonts w:eastAsia="Source Sans Pro"/>
-                <w:sz w:val="20"/>
-                <w:lang w:val="en-US" w:eastAsia="en-US"/>
-              </w:rPr>
-            </w:pPr>
-            <w:r>
-              <w:rPr>
-                <w:rStyle w:val="span"/>
-                <w:rFonts w:eastAsia="Source Sans Pro"/>
-                <w:sz w:val="20"/>
-                <w:lang w:val="en-US" w:eastAsia="en-US"/>
-              </w:rPr>
-              <w:t>Monitored Azure VMs and set up alerts using Metrics &amp; Action Groups for proactive management.</w:t>
-            </w:r>
-          </w:p>
-          <w:p>
-            <w:pPr>
-              <w:pStyle w:val="NormalWeb"/>
-              <w:spacing w:before="0" w:beforeAutospacing="0" w:after="0" w:afterAutospacing="0"/>
-              <w:ind w:left="360"/>
-              <w:rPr>
-                <w:rStyle w:val="span"/>
-                <w:rFonts w:eastAsia="Source Sans Pro"/>
-                <w:sz w:val="20"/>
-                <w:lang w:val="en-US" w:eastAsia="en-US"/>
-              </w:rPr>
-            </w:pPr>
-            <w:r>
-              <w:rPr>
-                <w:rStyle w:val="span"/>
-                <w:rFonts w:eastAsia="Source Sans Pro"/>
-                <w:sz w:val="20"/>
-                <w:lang w:val="en-US" w:eastAsia="en-US"/>
-              </w:rPr>
-              <w:t>Adjusted Azure VM SKU sizes to meet changing workload requirements.</w:t>
-            </w:r>
-          </w:p>
-          <w:p>
-            <w:pPr>
-              <w:pStyle w:val="NormalWeb"/>
-              <w:spacing w:before="0" w:beforeAutospacing="0" w:after="0" w:afterAutospacing="0"/>
-              <w:ind w:left="360"/>
-              <w:rPr>
-                <w:rStyle w:val="span"/>
-                <w:rFonts w:eastAsia="Source Sans Pro"/>
-                <w:sz w:val="20"/>
-                <w:lang w:val="en-US" w:eastAsia="en-US"/>
-              </w:rPr>
-            </w:pPr>
-            <w:r>
-              <w:rPr>
-                <w:rStyle w:val="span"/>
-                <w:rFonts w:eastAsia="Source Sans Pro"/>
-                <w:sz w:val="20"/>
-                <w:lang w:val="en-US" w:eastAsia="en-US"/>
-              </w:rPr>
-              <w:t>Enhanced Azure VM security by installing Microsoft Antimalware.</w:t>
-            </w:r>
-          </w:p>
-          <w:p>
-            <w:pPr>
-              <w:pStyle w:val="NormalWeb"/>
-              <w:spacing w:before="0" w:beforeAutospacing="0" w:after="0" w:afterAutospacing="0"/>
-              <w:ind w:left="360"/>
-              <w:rPr>
-                <w:rStyle w:val="span"/>
-                <w:rFonts w:eastAsia="Source Sans Pro"/>
-                <w:sz w:val="20"/>
-                <w:lang w:val="en-US" w:eastAsia="en-US"/>
-              </w:rPr>
-            </w:pPr>
-            <w:r>
-              <w:rPr>
-                <w:rStyle w:val="span"/>
-                <w:rFonts w:eastAsia="Source Sans Pro"/>
-                <w:sz w:val="20"/>
-                <w:lang w:val="en-US" w:eastAsia="en-US"/>
-              </w:rPr>
-              <w:t>Set up Azure Virtual networks and subnets using the Azure Portal for network isolation and organization.</w:t>
-            </w:r>
-          </w:p>
-          <w:p>
-            <w:pPr>
-              <w:pStyle w:val="NormalWeb"/>
-              <w:spacing w:before="0" w:beforeAutospacing="0" w:after="0" w:afterAutospacing="0"/>
-              <w:ind w:left="360"/>
-              <w:rPr>
-                <w:rStyle w:val="span"/>
-                <w:rFonts w:eastAsia="Source Sans Pro"/>
-                <w:sz w:val="20"/>
-                <w:lang w:val="en-US" w:eastAsia="en-US"/>
-              </w:rPr>
-            </w:pPr>
-            <w:r>
-              <w:rPr>
-                <w:rStyle w:val="span"/>
-                <w:rFonts w:eastAsia="Source Sans Pro"/>
-                <w:sz w:val="20"/>
-                <w:lang w:val="en-US" w:eastAsia="en-US"/>
-              </w:rPr>
-              <w:t>Managed network security using Network Security Groups (NSGs) to enforce firewall rules.</w:t>
-            </w:r>
-          </w:p>
-          <w:p>
-            <w:pPr>
-              <w:pStyle w:val="NormalWeb"/>
-              <w:spacing w:before="0" w:beforeAutospacing="0" w:after="0" w:afterAutospacing="0"/>
-              <w:ind w:left="360"/>
-              <w:rPr>
-                <w:rStyle w:val="span"/>
-                <w:rFonts w:eastAsia="Source Sans Pro"/>
-                <w:sz w:val="20"/>
-                <w:lang w:val="en-US" w:eastAsia="en-US"/>
-              </w:rPr>
-            </w:pPr>
-            <w:r>
-              <w:rPr>
-                <w:rStyle w:val="span"/>
-                <w:rFonts w:eastAsia="Source Sans Pro"/>
-                <w:sz w:val="20"/>
-                <w:lang w:val="en-US" w:eastAsia="en-US"/>
-              </w:rPr>
-              <w:t>Configured Azure Load Balancer to distribute traffic across VMs deployed in different Availability Zones.</w:t>
-            </w:r>
-          </w:p>
-          <w:p>
-            <w:pPr>
-              <w:pStyle w:val="NormalWeb"/>
-              <w:spacing w:before="0" w:beforeAutospacing="0" w:after="0" w:afterAutospacing="0"/>
-              <w:ind w:left="360"/>
-              <w:rPr>
-                <w:rStyle w:val="span"/>
-                <w:rFonts w:eastAsia="Source Sans Pro"/>
-                <w:sz w:val="20"/>
-                <w:lang w:val="en-US" w:eastAsia="en-US"/>
-              </w:rPr>
-            </w:pPr>
-            <w:r>
-              <w:rPr>
-                <w:rStyle w:val="span"/>
-                <w:rFonts w:eastAsia="Source Sans Pro"/>
-                <w:sz w:val="20"/>
-                <w:lang w:val="en-US" w:eastAsia="en-US"/>
-              </w:rPr>
-              <w:t xml:space="preserve">Implemented </w:t>
-            </w:r>
-            <w:proofErr w:type="spellStart"/>
-            <w:r>
-              <w:rPr>
-                <w:rStyle w:val="span"/>
-                <w:rFonts w:eastAsia="Source Sans Pro"/>
-                <w:sz w:val="20"/>
-                <w:lang w:val="en-US" w:eastAsia="en-US"/>
-              </w:rPr>
-              <w:t>VNet</w:t>
-            </w:r>
-            <w:proofErr w:type="spellEnd"/>
-            <w:r>
-              <w:rPr>
-                <w:rStyle w:val="span"/>
-                <w:rFonts w:eastAsia="Source Sans Pro"/>
-                <w:sz w:val="20"/>
-                <w:lang w:val="en-US" w:eastAsia="en-US"/>
-              </w:rPr>
-              <w:t xml:space="preserve"> Peering to connect multiple Azure </w:t>
-            </w:r>
-            <w:proofErr w:type="spellStart"/>
-            <w:r>
-              <w:rPr>
-                <w:rStyle w:val="span"/>
-                <w:rFonts w:eastAsia="Source Sans Pro"/>
-                <w:sz w:val="20"/>
-                <w:lang w:val="en-US" w:eastAsia="en-US"/>
-              </w:rPr>
-              <w:t>VNets</w:t>
-            </w:r>
-            <w:proofErr w:type="spellEnd"/>
-            <w:r>
-              <w:rPr>
-                <w:rStyle w:val="span"/>
-                <w:rFonts w:eastAsia="Source Sans Pro"/>
-                <w:sz w:val="20"/>
-                <w:lang w:val="en-US" w:eastAsia="en-US"/>
-              </w:rPr>
-              <w:t xml:space="preserve"> seamlessly.</w:t>
-            </w:r>
-          </w:p>
-          <w:p>
-            <w:pPr>
-              <w:pStyle w:val="NormalWeb"/>
-              <w:spacing w:before="0" w:beforeAutospacing="0" w:after="0" w:afterAutospacing="0"/>
-              <w:ind w:left="360"/>
-              <w:rPr>
-                <w:rStyle w:val="span"/>
-                <w:rFonts w:eastAsia="Source Sans Pro"/>
-                <w:sz w:val="20"/>
-                <w:lang w:val="en-US" w:eastAsia="en-US"/>
-              </w:rPr>
-            </w:pPr>
-            <w:r>
-              <w:rPr>
-                <w:rStyle w:val="span"/>
-                <w:rFonts w:eastAsia="Source Sans Pro"/>
-                <w:sz w:val="20"/>
-                <w:lang w:val="en-US" w:eastAsia="en-US"/>
-              </w:rPr>
-              <w:t>Assessed and migrated on-premise SQL databases to Azure for improved scalability and accessibility.</w:t>
+                <w:color w:val="0C111A"/>
+                <w:w w:val="105"/>
+                <w:sz w:val="18"/>
+              </w:rPr>
+              <w:t>) solutions using</w:t>
+            </w:r>
+            <w:r>
+              <w:rPr>
+                <w:color w:val="0C111A"/>
+                <w:spacing w:val="-7"/>
+                <w:w w:val="105"/>
+                <w:sz w:val="18"/>
+              </w:rPr>
+              <w:t xml:space="preserve"> </w:t>
+            </w:r>
+            <w:r>
+              <w:rPr>
+                <w:color w:val="0C111A"/>
+                <w:w w:val="105"/>
+                <w:sz w:val="18"/>
+              </w:rPr>
+              <w:t>Terraform</w:t>
+            </w:r>
+            <w:r>
+              <w:rPr>
+                <w:color w:val="0C111A"/>
+                <w:spacing w:val="-11"/>
+                <w:w w:val="105"/>
+                <w:sz w:val="18"/>
+              </w:rPr>
+              <w:t xml:space="preserve"> </w:t>
+            </w:r>
+            <w:r>
+              <w:rPr>
+                <w:color w:val="0C111A"/>
+                <w:w w:val="105"/>
+                <w:sz w:val="18"/>
+              </w:rPr>
+              <w:t>to</w:t>
+            </w:r>
+            <w:r>
+              <w:rPr>
+                <w:color w:val="0C111A"/>
+                <w:spacing w:val="-7"/>
+                <w:w w:val="105"/>
+                <w:sz w:val="18"/>
+              </w:rPr>
+              <w:t xml:space="preserve"> </w:t>
+            </w:r>
+            <w:r>
+              <w:rPr>
+                <w:color w:val="0C111A"/>
+                <w:w w:val="105"/>
+                <w:sz w:val="18"/>
+              </w:rPr>
+              <w:t>automate</w:t>
+            </w:r>
+            <w:r>
+              <w:rPr>
+                <w:color w:val="0C111A"/>
+                <w:spacing w:val="-7"/>
+                <w:w w:val="105"/>
+                <w:sz w:val="18"/>
+              </w:rPr>
+              <w:t xml:space="preserve"> </w:t>
+            </w:r>
+            <w:r>
+              <w:rPr>
+                <w:color w:val="0C111A"/>
+                <w:w w:val="105"/>
+                <w:sz w:val="18"/>
+              </w:rPr>
+              <w:t>the</w:t>
+            </w:r>
+            <w:r>
+              <w:rPr>
+                <w:color w:val="0C111A"/>
+                <w:spacing w:val="-11"/>
+                <w:w w:val="105"/>
+                <w:sz w:val="18"/>
+              </w:rPr>
+              <w:t xml:space="preserve"> </w:t>
+            </w:r>
+            <w:r>
+              <w:rPr>
+                <w:color w:val="0C111A"/>
+                <w:w w:val="105"/>
+                <w:sz w:val="18"/>
+              </w:rPr>
+              <w:t>provisioning</w:t>
+            </w:r>
+            <w:r>
+              <w:rPr>
+                <w:color w:val="0C111A"/>
+                <w:spacing w:val="-7"/>
+                <w:w w:val="105"/>
+                <w:sz w:val="18"/>
+              </w:rPr>
+              <w:t xml:space="preserve"> </w:t>
+            </w:r>
+            <w:r>
+              <w:rPr>
+                <w:color w:val="0C111A"/>
+                <w:w w:val="105"/>
+                <w:sz w:val="18"/>
+              </w:rPr>
+              <w:t>and</w:t>
+            </w:r>
+            <w:r>
+              <w:rPr>
+                <w:color w:val="0C111A"/>
+                <w:spacing w:val="-10"/>
+                <w:w w:val="105"/>
+                <w:sz w:val="18"/>
+              </w:rPr>
+              <w:t xml:space="preserve"> </w:t>
+            </w:r>
+            <w:r>
+              <w:rPr>
+                <w:color w:val="0C111A"/>
+                <w:w w:val="105"/>
+                <w:sz w:val="18"/>
+              </w:rPr>
+              <w:t>management</w:t>
+            </w:r>
+            <w:r>
+              <w:rPr>
+                <w:color w:val="0C111A"/>
+                <w:spacing w:val="-8"/>
+                <w:w w:val="105"/>
+                <w:sz w:val="18"/>
+              </w:rPr>
+              <w:t xml:space="preserve"> </w:t>
+            </w:r>
+            <w:r>
+              <w:rPr>
+                <w:color w:val="0C111A"/>
+                <w:w w:val="105"/>
+                <w:sz w:val="18"/>
+              </w:rPr>
+              <w:t>of cloud resources.</w:t>
+            </w:r>
+          </w:p>
+          <w:p>
+            <w:pPr>
+              <w:tabs>
+                <w:tab w:val="left" w:pos="576"/>
+                <w:tab w:val="left" w:pos="578"/>
+              </w:tabs>
+              <w:spacing w:before="78" w:line="252" w:lineRule="auto"/>
+              <w:ind w:left="390" w:right="546"/>
+              <w:rPr>
+                <w:sz w:val="18"/>
+              </w:rPr>
+            </w:pPr>
+            <w:r>
+              <w:rPr>
+                <w:color w:val="0C111A"/>
+                <w:w w:val="105"/>
+                <w:sz w:val="18"/>
+              </w:rPr>
+              <w:t>Design,</w:t>
+            </w:r>
+            <w:r>
+              <w:rPr>
+                <w:color w:val="0C111A"/>
+                <w:spacing w:val="-7"/>
+                <w:w w:val="105"/>
+                <w:sz w:val="18"/>
+              </w:rPr>
+              <w:t xml:space="preserve"> </w:t>
+            </w:r>
+            <w:r>
+              <w:rPr>
+                <w:color w:val="0C111A"/>
+                <w:w w:val="105"/>
+                <w:sz w:val="18"/>
+              </w:rPr>
+              <w:t>implement,</w:t>
+            </w:r>
+            <w:r>
+              <w:rPr>
+                <w:color w:val="0C111A"/>
+                <w:spacing w:val="-11"/>
+                <w:w w:val="105"/>
+                <w:sz w:val="18"/>
+              </w:rPr>
+              <w:t xml:space="preserve"> </w:t>
+            </w:r>
+            <w:r>
+              <w:rPr>
+                <w:color w:val="0C111A"/>
+                <w:w w:val="105"/>
+                <w:sz w:val="18"/>
+              </w:rPr>
+              <w:t>and</w:t>
+            </w:r>
+            <w:r>
+              <w:rPr>
+                <w:color w:val="0C111A"/>
+                <w:spacing w:val="-5"/>
+                <w:w w:val="105"/>
+                <w:sz w:val="18"/>
+              </w:rPr>
+              <w:t xml:space="preserve"> </w:t>
+            </w:r>
+            <w:r>
+              <w:rPr>
+                <w:color w:val="0C111A"/>
+                <w:w w:val="105"/>
+                <w:sz w:val="18"/>
+              </w:rPr>
+              <w:t>maintain</w:t>
+            </w:r>
+            <w:r>
+              <w:rPr>
+                <w:color w:val="0C111A"/>
+                <w:spacing w:val="-8"/>
+                <w:w w:val="105"/>
+                <w:sz w:val="18"/>
+              </w:rPr>
+              <w:t xml:space="preserve"> </w:t>
+            </w:r>
+            <w:r>
+              <w:rPr>
+                <w:color w:val="0C111A"/>
+                <w:w w:val="105"/>
+                <w:sz w:val="18"/>
+              </w:rPr>
+              <w:t>end</w:t>
+            </w:r>
+            <w:r>
+              <w:rPr>
+                <w:color w:val="0C111A"/>
+                <w:spacing w:val="-5"/>
+                <w:w w:val="105"/>
+                <w:sz w:val="18"/>
+              </w:rPr>
+              <w:t xml:space="preserve"> </w:t>
+            </w:r>
+            <w:r>
+              <w:rPr>
+                <w:color w:val="0C111A"/>
+                <w:w w:val="105"/>
+                <w:sz w:val="18"/>
+              </w:rPr>
+              <w:t>to</w:t>
+            </w:r>
+            <w:r>
+              <w:rPr>
+                <w:color w:val="0C111A"/>
+                <w:spacing w:val="-9"/>
+                <w:w w:val="105"/>
+                <w:sz w:val="18"/>
+              </w:rPr>
+              <w:t xml:space="preserve"> </w:t>
+            </w:r>
+            <w:r>
+              <w:rPr>
+                <w:color w:val="0C111A"/>
+                <w:w w:val="105"/>
+                <w:sz w:val="18"/>
+              </w:rPr>
+              <w:t>end</w:t>
+            </w:r>
+            <w:r>
+              <w:rPr>
+                <w:color w:val="0C111A"/>
+                <w:spacing w:val="-7"/>
+                <w:w w:val="105"/>
+                <w:sz w:val="18"/>
+              </w:rPr>
+              <w:t xml:space="preserve"> </w:t>
+            </w:r>
+            <w:r>
+              <w:rPr>
+                <w:color w:val="0C111A"/>
+                <w:w w:val="105"/>
+                <w:sz w:val="18"/>
+              </w:rPr>
+              <w:t>CI/CD</w:t>
+            </w:r>
+            <w:r>
+              <w:rPr>
+                <w:color w:val="0C111A"/>
+                <w:spacing w:val="-7"/>
+                <w:w w:val="105"/>
+                <w:sz w:val="18"/>
+              </w:rPr>
+              <w:t xml:space="preserve"> </w:t>
+            </w:r>
+            <w:r>
+              <w:rPr>
+                <w:color w:val="0C111A"/>
+                <w:w w:val="105"/>
+                <w:sz w:val="18"/>
+              </w:rPr>
+              <w:t>pipelines</w:t>
+            </w:r>
+            <w:r>
+              <w:rPr>
+                <w:color w:val="0C111A"/>
+                <w:spacing w:val="-7"/>
+                <w:w w:val="105"/>
+                <w:sz w:val="18"/>
+              </w:rPr>
+              <w:t xml:space="preserve"> </w:t>
+            </w:r>
+            <w:r>
+              <w:rPr>
+                <w:color w:val="0C111A"/>
+                <w:w w:val="105"/>
+                <w:sz w:val="18"/>
+              </w:rPr>
+              <w:t>using Azure DevOps or other relevant tools.</w:t>
+            </w:r>
+          </w:p>
+          <w:p>
+            <w:pPr>
+              <w:tabs>
+                <w:tab w:val="left" w:pos="576"/>
+                <w:tab w:val="left" w:pos="578"/>
+              </w:tabs>
+              <w:spacing w:before="74" w:line="249" w:lineRule="auto"/>
+              <w:ind w:left="390" w:right="536"/>
+              <w:rPr>
+                <w:sz w:val="18"/>
+              </w:rPr>
+            </w:pPr>
+            <w:r>
+              <w:rPr>
+                <w:color w:val="0C111A"/>
+                <w:w w:val="105"/>
+                <w:sz w:val="18"/>
+              </w:rPr>
+              <w:t>Implemented</w:t>
+            </w:r>
+            <w:r>
+              <w:rPr>
+                <w:color w:val="0C111A"/>
+                <w:spacing w:val="-8"/>
+                <w:w w:val="105"/>
+                <w:sz w:val="18"/>
+              </w:rPr>
+              <w:t xml:space="preserve"> </w:t>
+            </w:r>
+            <w:r>
+              <w:rPr>
+                <w:color w:val="0C111A"/>
+                <w:w w:val="105"/>
+                <w:sz w:val="18"/>
+              </w:rPr>
+              <w:t>YAML</w:t>
+            </w:r>
+            <w:r>
+              <w:rPr>
+                <w:color w:val="0C111A"/>
+                <w:spacing w:val="-8"/>
+                <w:w w:val="105"/>
+                <w:sz w:val="18"/>
+              </w:rPr>
+              <w:t xml:space="preserve"> </w:t>
+            </w:r>
+            <w:r>
+              <w:rPr>
+                <w:color w:val="0C111A"/>
+                <w:w w:val="105"/>
+                <w:sz w:val="18"/>
+              </w:rPr>
+              <w:t>&amp;</w:t>
+            </w:r>
+            <w:r>
+              <w:rPr>
+                <w:color w:val="0C111A"/>
+                <w:spacing w:val="-9"/>
+                <w:w w:val="105"/>
+                <w:sz w:val="18"/>
+              </w:rPr>
+              <w:t xml:space="preserve"> </w:t>
+            </w:r>
+            <w:r>
+              <w:rPr>
+                <w:color w:val="0C111A"/>
+                <w:w w:val="105"/>
+                <w:sz w:val="18"/>
+              </w:rPr>
+              <w:t>JSON-based</w:t>
+            </w:r>
+            <w:r>
+              <w:rPr>
+                <w:color w:val="0C111A"/>
+                <w:spacing w:val="-9"/>
+                <w:w w:val="105"/>
+                <w:sz w:val="18"/>
+              </w:rPr>
+              <w:t xml:space="preserve"> </w:t>
+            </w:r>
+            <w:r>
+              <w:rPr>
+                <w:color w:val="0C111A"/>
+                <w:w w:val="105"/>
+                <w:sz w:val="18"/>
+              </w:rPr>
+              <w:t>configuration</w:t>
+            </w:r>
+            <w:r>
+              <w:rPr>
+                <w:color w:val="0C111A"/>
+                <w:spacing w:val="-6"/>
+                <w:w w:val="105"/>
+                <w:sz w:val="18"/>
+              </w:rPr>
+              <w:t xml:space="preserve"> </w:t>
+            </w:r>
+            <w:r>
+              <w:rPr>
+                <w:color w:val="0C111A"/>
+                <w:w w:val="105"/>
+                <w:sz w:val="18"/>
+              </w:rPr>
+              <w:t>files</w:t>
+            </w:r>
+            <w:r>
+              <w:rPr>
+                <w:color w:val="0C111A"/>
+                <w:spacing w:val="-8"/>
+                <w:w w:val="105"/>
+                <w:sz w:val="18"/>
+              </w:rPr>
+              <w:t xml:space="preserve"> </w:t>
+            </w:r>
+            <w:r>
+              <w:rPr>
+                <w:color w:val="0C111A"/>
+                <w:w w:val="105"/>
+                <w:sz w:val="18"/>
+              </w:rPr>
+              <w:t>for</w:t>
+            </w:r>
+            <w:r>
+              <w:rPr>
+                <w:color w:val="0C111A"/>
+                <w:spacing w:val="-8"/>
+                <w:w w:val="105"/>
+                <w:sz w:val="18"/>
+              </w:rPr>
+              <w:t xml:space="preserve"> </w:t>
+            </w:r>
+            <w:r>
+              <w:rPr>
+                <w:color w:val="0C111A"/>
+                <w:w w:val="105"/>
+                <w:sz w:val="18"/>
+              </w:rPr>
+              <w:t>Docker</w:t>
+            </w:r>
+            <w:r>
+              <w:rPr>
+                <w:color w:val="0C111A"/>
+                <w:spacing w:val="-8"/>
+                <w:w w:val="105"/>
+                <w:sz w:val="18"/>
+              </w:rPr>
+              <w:t xml:space="preserve"> </w:t>
+            </w:r>
+            <w:r>
+              <w:rPr>
+                <w:color w:val="0C111A"/>
+                <w:w w:val="105"/>
+                <w:sz w:val="18"/>
+              </w:rPr>
+              <w:t>&amp; Kubernetes, facilitating the definition and deployment of multi - container applications like three tier architecture.</w:t>
+            </w:r>
+          </w:p>
+          <w:p>
+            <w:pPr>
+              <w:tabs>
+                <w:tab w:val="left" w:pos="577"/>
+              </w:tabs>
+              <w:spacing w:before="78"/>
+              <w:ind w:left="391"/>
+              <w:rPr>
+                <w:sz w:val="18"/>
+              </w:rPr>
+            </w:pPr>
+            <w:r>
+              <w:rPr>
+                <w:color w:val="0C111A"/>
+                <w:w w:val="105"/>
+                <w:sz w:val="18"/>
+              </w:rPr>
+              <w:t>Restoring</w:t>
+            </w:r>
+            <w:r>
+              <w:rPr>
+                <w:color w:val="0C111A"/>
+                <w:spacing w:val="-9"/>
+                <w:w w:val="105"/>
+                <w:sz w:val="18"/>
+              </w:rPr>
+              <w:t xml:space="preserve"> </w:t>
+            </w:r>
+            <w:r>
+              <w:rPr>
+                <w:color w:val="0C111A"/>
+                <w:w w:val="105"/>
+                <w:sz w:val="18"/>
+              </w:rPr>
+              <w:t>of</w:t>
+            </w:r>
+            <w:r>
+              <w:rPr>
+                <w:color w:val="0C111A"/>
+                <w:spacing w:val="-7"/>
+                <w:w w:val="105"/>
+                <w:sz w:val="18"/>
+              </w:rPr>
+              <w:t xml:space="preserve"> </w:t>
+            </w:r>
+            <w:r>
+              <w:rPr>
+                <w:color w:val="0C111A"/>
+                <w:w w:val="105"/>
+                <w:sz w:val="18"/>
+              </w:rPr>
+              <w:t>an</w:t>
+            </w:r>
+            <w:r>
+              <w:rPr>
+                <w:color w:val="0C111A"/>
+                <w:spacing w:val="-6"/>
+                <w:w w:val="105"/>
+                <w:sz w:val="18"/>
+              </w:rPr>
+              <w:t xml:space="preserve"> </w:t>
+            </w:r>
+            <w:r>
+              <w:rPr>
+                <w:color w:val="0C111A"/>
+                <w:w w:val="105"/>
+                <w:sz w:val="18"/>
+              </w:rPr>
+              <w:t>Azure</w:t>
+            </w:r>
+            <w:r>
+              <w:rPr>
+                <w:color w:val="0C111A"/>
+                <w:spacing w:val="-9"/>
+                <w:w w:val="105"/>
+                <w:sz w:val="18"/>
+              </w:rPr>
+              <w:t xml:space="preserve"> </w:t>
+            </w:r>
+            <w:r>
+              <w:rPr>
+                <w:color w:val="0C111A"/>
+                <w:w w:val="105"/>
+                <w:sz w:val="18"/>
+              </w:rPr>
+              <w:t>VM</w:t>
+            </w:r>
+            <w:r>
+              <w:rPr>
+                <w:color w:val="0C111A"/>
+                <w:spacing w:val="-6"/>
+                <w:w w:val="105"/>
+                <w:sz w:val="18"/>
+              </w:rPr>
+              <w:t xml:space="preserve"> </w:t>
+            </w:r>
+            <w:r>
+              <w:rPr>
+                <w:color w:val="0C111A"/>
+                <w:w w:val="105"/>
+                <w:sz w:val="18"/>
+              </w:rPr>
+              <w:t>using</w:t>
+            </w:r>
+            <w:r>
+              <w:rPr>
+                <w:color w:val="0C111A"/>
+                <w:spacing w:val="-9"/>
+                <w:w w:val="105"/>
+                <w:sz w:val="18"/>
+              </w:rPr>
+              <w:t xml:space="preserve"> </w:t>
+            </w:r>
+            <w:r>
+              <w:rPr>
+                <w:color w:val="0C111A"/>
+                <w:w w:val="105"/>
+                <w:sz w:val="18"/>
+              </w:rPr>
+              <w:t>Snapshot</w:t>
+            </w:r>
+            <w:r>
+              <w:rPr>
+                <w:color w:val="0C111A"/>
+                <w:spacing w:val="-8"/>
+                <w:w w:val="105"/>
+                <w:sz w:val="18"/>
+              </w:rPr>
+              <w:t xml:space="preserve"> </w:t>
+            </w:r>
+            <w:r>
+              <w:rPr>
+                <w:color w:val="0C111A"/>
+                <w:w w:val="105"/>
+                <w:sz w:val="18"/>
+              </w:rPr>
+              <w:t>and</w:t>
+            </w:r>
+            <w:r>
+              <w:rPr>
+                <w:color w:val="0C111A"/>
+                <w:spacing w:val="-7"/>
+                <w:w w:val="105"/>
+                <w:sz w:val="18"/>
+              </w:rPr>
+              <w:t xml:space="preserve"> </w:t>
+            </w:r>
+            <w:r>
+              <w:rPr>
+                <w:color w:val="0C111A"/>
+                <w:spacing w:val="-2"/>
+                <w:w w:val="105"/>
+                <w:sz w:val="18"/>
+              </w:rPr>
+              <w:t>backup.</w:t>
+            </w:r>
+          </w:p>
+          <w:p>
+            <w:pPr>
+              <w:tabs>
+                <w:tab w:val="left" w:pos="577"/>
+              </w:tabs>
+              <w:ind w:left="391"/>
+              <w:rPr>
+                <w:sz w:val="18"/>
+              </w:rPr>
+            </w:pPr>
+            <w:r>
+              <w:rPr>
+                <w:color w:val="0C111A"/>
+                <w:sz w:val="18"/>
+              </w:rPr>
+              <w:t>Configuration</w:t>
+            </w:r>
+            <w:r>
+              <w:rPr>
+                <w:color w:val="0C111A"/>
+                <w:spacing w:val="21"/>
+                <w:sz w:val="18"/>
+              </w:rPr>
+              <w:t xml:space="preserve"> </w:t>
+            </w:r>
+            <w:r>
+              <w:rPr>
+                <w:color w:val="0C111A"/>
+                <w:sz w:val="18"/>
+              </w:rPr>
+              <w:t>and</w:t>
+            </w:r>
+            <w:r>
+              <w:rPr>
+                <w:color w:val="0C111A"/>
+                <w:spacing w:val="21"/>
+                <w:sz w:val="18"/>
+              </w:rPr>
+              <w:t xml:space="preserve"> </w:t>
+            </w:r>
+            <w:r>
+              <w:rPr>
+                <w:color w:val="0C111A"/>
+                <w:sz w:val="18"/>
+              </w:rPr>
+              <w:t>manage</w:t>
+            </w:r>
+            <w:r>
+              <w:rPr>
+                <w:color w:val="0C111A"/>
+                <w:spacing w:val="20"/>
+                <w:sz w:val="18"/>
+              </w:rPr>
+              <w:t xml:space="preserve"> </w:t>
+            </w:r>
+            <w:r>
+              <w:rPr>
+                <w:color w:val="0C111A"/>
+                <w:sz w:val="18"/>
+              </w:rPr>
+              <w:t>Azure</w:t>
+            </w:r>
+            <w:r>
+              <w:rPr>
+                <w:color w:val="0C111A"/>
+                <w:spacing w:val="15"/>
+                <w:sz w:val="18"/>
+              </w:rPr>
+              <w:t xml:space="preserve"> </w:t>
+            </w:r>
+            <w:r>
+              <w:rPr>
+                <w:color w:val="0C111A"/>
+                <w:spacing w:val="-2"/>
+                <w:sz w:val="18"/>
+              </w:rPr>
+              <w:t>Monitor.</w:t>
             </w:r>
           </w:p>
           <w:p>
@@ -2630,12 +3736,180 @@
             </w:pPr>
             <w:r>
               <w:rPr>
+                <w:color w:val="0C111A"/>
+                <w:w w:val="105"/>
+                <w:sz w:val="18"/>
+              </w:rPr>
+              <w:t>Manage</w:t>
+            </w:r>
+            <w:r>
+              <w:rPr>
+                <w:color w:val="0C111A"/>
+                <w:spacing w:val="-10"/>
+                <w:w w:val="105"/>
+                <w:sz w:val="18"/>
+              </w:rPr>
+              <w:t xml:space="preserve"> </w:t>
+            </w:r>
+            <w:r>
+              <w:rPr>
+                <w:color w:val="0C111A"/>
+                <w:w w:val="105"/>
+                <w:sz w:val="18"/>
+              </w:rPr>
+              <w:t>source</w:t>
+            </w:r>
+            <w:r>
+              <w:rPr>
+                <w:color w:val="0C111A"/>
+                <w:spacing w:val="-8"/>
+                <w:w w:val="105"/>
+                <w:sz w:val="18"/>
+              </w:rPr>
+              <w:t xml:space="preserve"> </w:t>
+            </w:r>
+            <w:r>
+              <w:rPr>
+                <w:color w:val="0C111A"/>
+                <w:w w:val="105"/>
+                <w:sz w:val="18"/>
+              </w:rPr>
+              <w:t>code</w:t>
+            </w:r>
+            <w:r>
+              <w:rPr>
+                <w:color w:val="0C111A"/>
+                <w:spacing w:val="-8"/>
+                <w:w w:val="105"/>
+                <w:sz w:val="18"/>
+              </w:rPr>
+              <w:t xml:space="preserve"> </w:t>
+            </w:r>
+            <w:r>
+              <w:rPr>
+                <w:color w:val="0C111A"/>
+                <w:w w:val="105"/>
+                <w:sz w:val="18"/>
+              </w:rPr>
+              <w:t>repositories</w:t>
+            </w:r>
+            <w:r>
+              <w:rPr>
+                <w:color w:val="0C111A"/>
+                <w:spacing w:val="-8"/>
+                <w:w w:val="105"/>
+                <w:sz w:val="18"/>
+              </w:rPr>
+              <w:t xml:space="preserve"> </w:t>
+            </w:r>
+            <w:r>
+              <w:rPr>
+                <w:color w:val="0C111A"/>
+                <w:w w:val="105"/>
+                <w:sz w:val="18"/>
+              </w:rPr>
+              <w:t>using</w:t>
+            </w:r>
+            <w:r>
+              <w:rPr>
+                <w:color w:val="0C111A"/>
+                <w:spacing w:val="-10"/>
+                <w:w w:val="105"/>
+                <w:sz w:val="18"/>
+              </w:rPr>
+              <w:t xml:space="preserve"> </w:t>
+            </w:r>
+            <w:r>
+              <w:rPr>
+                <w:color w:val="0C111A"/>
+                <w:w w:val="105"/>
+                <w:sz w:val="18"/>
+              </w:rPr>
+              <w:t>Git</w:t>
+            </w:r>
+            <w:r>
+              <w:rPr>
+                <w:color w:val="0C111A"/>
+                <w:spacing w:val="-7"/>
+                <w:w w:val="105"/>
+                <w:sz w:val="18"/>
+              </w:rPr>
+              <w:t xml:space="preserve"> </w:t>
+            </w:r>
+            <w:r>
+              <w:rPr>
+                <w:color w:val="0C111A"/>
+                <w:w w:val="105"/>
+                <w:sz w:val="18"/>
+              </w:rPr>
+              <w:t>within</w:t>
+            </w:r>
+            <w:r>
+              <w:rPr>
+                <w:color w:val="0C111A"/>
+                <w:spacing w:val="-7"/>
+                <w:w w:val="105"/>
+                <w:sz w:val="18"/>
+              </w:rPr>
+              <w:t xml:space="preserve"> </w:t>
+            </w:r>
+            <w:r>
+              <w:rPr>
+                <w:color w:val="0C111A"/>
+                <w:w w:val="105"/>
+                <w:sz w:val="18"/>
+              </w:rPr>
+              <w:t>Azure</w:t>
+            </w:r>
+            <w:r>
+              <w:rPr>
+                <w:color w:val="0C111A"/>
+                <w:spacing w:val="-8"/>
+                <w:w w:val="105"/>
+                <w:sz w:val="18"/>
+              </w:rPr>
+              <w:t xml:space="preserve"> </w:t>
+            </w:r>
+            <w:r>
+              <w:rPr>
+                <w:color w:val="0C111A"/>
+                <w:w w:val="105"/>
+                <w:sz w:val="18"/>
+              </w:rPr>
+              <w:t>Repos, GitHub, or other version control systems</w:t>
+            </w:r>
+            <w:r>
+              <w:rPr>
                 <w:rStyle w:val="span"/>
                 <w:rFonts w:eastAsia="Source Sans Pro"/>
                 <w:sz w:val="20"/>
               </w:rPr>
               <w:t> </w:t>
             </w:r>
+          </w:p>
+          <w:p>
+            <w:pPr>
+              <w:pStyle w:val="div"/>
+              <w:spacing w:line="200" w:lineRule="exact"/>
+              <w:rPr>
+                <w:rStyle w:val="span"/>
+                <w:rFonts w:eastAsia="Source Sans Pro"/>
+                <w:sz w:val="20"/>
+              </w:rPr>
+            </w:pPr>
+          </w:p>
+          <w:p>
+            <w:pPr>
+              <w:pStyle w:val="div"/>
+              <w:spacing w:line="200" w:lineRule="exact"/>
+              <w:rPr>
+                <w:rStyle w:val="span"/>
+                <w:rFonts w:eastAsia="Source Sans Pro"/>
+                <w:sz w:val="20"/>
+              </w:rPr>
+            </w:pPr>
+            <w:bookmarkStart w:id="0" w:name="_GoBack"/>
+            <w:bookmarkEnd w:id="0"/>
           </w:p>
           <w:p>
             <w:pPr>
@@ -2739,7 +4013,18 @@
                 <w:sz w:val="20"/>
                 <w:szCs w:val="20"/>
               </w:rPr>
-              <w:t>Set up and manage automated build and deployment processes to make it easier to deliver software. Handle version control by organizing and tracking changes to code using tools like Git. Automate infrastructure setup using scripts and templates to quickly and consistently create cloud resources. Monitor application performance and keep track of logs to spot and fix problems. Manage software releases by coordinating when and how new features are deployed. Communicate with the team to ensure everyone is on the same page and projects are moving smoothly. Follow security practices to protect applications and data. Create and use automation scripts to make repetitive tasks easier. Fix issues that come up during the build and deployment process. Document processes and configurations to help the team understand and maintain the setup.</w:t>
+              <w:t xml:space="preserve">Set up and manage automated build and deployment processes to make it easier to deliver software. Handle version control by organizing and tracking changes to code using tools like Git. Automate infrastructure setup using scripts and templates to </w:t>
+            </w:r>
+            <w:r>
+              <w:rPr>
+                <w:rStyle w:val="span"/>
+                <w:rFonts w:ascii="Source Sans Pro" w:eastAsia="Source Sans Pro" w:hAnsi="Source Sans Pro" w:cs="Source Sans Pro"/>
+                <w:color w:val="000000"/>
+                <w:sz w:val="20"/>
+                <w:szCs w:val="20"/>
+              </w:rPr>
+              <w:lastRenderedPageBreak/>
+              <w:t>quickly and consistently create cloud resources. Monitor application performance and keep track of logs to spot and fix problems. Manage software releases by coordinating when and how new features are deployed. Communicate with the team to ensure everyone is on the same page and projects are moving smoothly. Follow security practices to protect applications and data. Create and use automation scripts to make repetitive tasks easier. Fix issues that come up during the build and deployment process. Document processes and configurations to help the team understand and maintain the setup.</w:t>
             </w:r>
           </w:p>
           <w:p>
@@ -3397,7 +4682,6 @@
                 <w:sz w:val="20"/>
                 <w:szCs w:val="20"/>
               </w:rPr>
-              <w:lastRenderedPageBreak/>
               <w:t>Led team of junior engineers in successful project execution while fostering a positive working environment that encouraged professional growth. Troubleshot complex technical issues, providing timely resolution to minimize disruptions. Improved system efficiency by optimizing network infrastructure and implementing new technologies. Performed root-cause analysis of recurring issues, developing targeted solutions to prevent future occurrences.</w:t>
             </w:r>
             <w:r>
@@ -3967,16 +5251,7 @@
                 <w:b/>
                 <w:bCs/>
               </w:rPr>
-              <w:t>Tata Tele Services Ltd.</w:t>
-            </w:r>
-            <w:r>
-              <w:rPr>
-                <w:rStyle w:val="span"/>
-                <w:rFonts w:eastAsia="Source Sans Pro"/>
-                <w:b/>
-                <w:bCs/>
-              </w:rPr>
-              <w:t xml:space="preserve">- </w:t>
+              <w:t xml:space="preserve">Tata Tele Services Ltd.- </w:t>
             </w:r>
             <w:r>
               <w:rPr>
@@ -4031,6 +5306,7 @@
                 <w:sz w:val="20"/>
                 <w:szCs w:val="20"/>
               </w:rPr>
+              <w:lastRenderedPageBreak/>
               <w:t>Performing KPI report analysis for TATA GSM/3G MPCG to meet benchmark.</w:t>
             </w:r>
           </w:p>
@@ -4872,17 +6148,7 @@
                 <w:sz w:val="20"/>
                 <w:szCs w:val="20"/>
               </w:rPr>
-              <w:t xml:space="preserve"> </w:t>
-            </w:r>
-            <w:r>
-              <w:rPr>
-                <w:rStyle w:val="span"/>
-                <w:rFonts w:ascii="Source Sans Pro" w:eastAsia="Source Sans Pro" w:hAnsi="Source Sans Pro" w:cs="Source Sans Pro"/>
-                <w:color w:val="000000"/>
-                <w:sz w:val="20"/>
-                <w:szCs w:val="20"/>
-              </w:rPr>
-              <w:t>March</w:t>
+              <w:t xml:space="preserve"> March</w:t>
             </w:r>
             <w:r>
               <w:rPr>
@@ -4933,16 +6199,7 @@
                 <w:b/>
                 <w:bCs/>
               </w:rPr>
-              <w:t xml:space="preserve"> Pvt Ltd</w:t>
-            </w:r>
-            <w:r>
-              <w:rPr>
-                <w:rStyle w:val="span"/>
-                <w:rFonts w:eastAsia="Source Sans Pro"/>
-                <w:b/>
-                <w:bCs/>
-              </w:rPr>
-              <w:t>-</w:t>
+              <w:t xml:space="preserve"> Pvt Ltd-</w:t>
             </w:r>
             <w:r>
               <w:rPr>
@@ -4998,7 +6255,6 @@
                 <w:sz w:val="20"/>
                 <w:szCs w:val="20"/>
               </w:rPr>
-              <w:lastRenderedPageBreak/>
               <w:t>Doing  physical</w:t>
             </w:r>
             <w:proofErr w:type="gramEnd"/>
@@ -5294,16 +6550,7 @@
                 <w:b/>
                 <w:bCs/>
               </w:rPr>
-              <w:t xml:space="preserve"> </w:t>
-            </w:r>
-            <w:r>
-              <w:rPr>
-                <w:rStyle w:val="span"/>
-                <w:rFonts w:eastAsia="Source Sans Pro"/>
-                <w:b/>
-                <w:bCs/>
-              </w:rPr>
-              <w:t>-</w:t>
+              <w:t xml:space="preserve"> -</w:t>
             </w:r>
             <w:r>
               <w:rPr>
@@ -5506,8 +6753,6 @@
             </w:pPr>
           </w:p>
         </w:tc>
-        <w:bookmarkStart w:id="0" w:name="_GoBack"/>
-        <w:bookmarkEnd w:id="0"/>
       </w:tr>
     </w:tbl>
     <w:p>
@@ -5530,8 +6775,8 @@
       </w:r>
     </w:p>
     <w:sectPr>
-      <w:headerReference w:type="default" r:id="rId11"/>
-      <w:footerReference w:type="default" r:id="rId12"/>
+      <w:headerReference w:type="default" r:id="rId10"/>
+      <w:footerReference w:type="default" r:id="rId11"/>
       <w:pgSz w:w="11906" w:h="16838"/>
       <w:pgMar w:top="0" w:right="0" w:bottom="0" w:left="0" w:header="0" w:footer="0" w:gutter="0"/>
       <w:cols w:space="720"/>
@@ -6223,6 +7468,137 @@
     </w:lvl>
   </w:abstractNum>
   <w:abstractNum w:abstractNumId="4" w15:restartNumberingAfterBreak="0">
+    <w:nsid w:val="2A512FFF"/>
+    <w:multiLevelType w:val="hybridMultilevel"/>
+    <w:tmpl w:val="EAFEB1BE"/>
+    <w:lvl w:ilvl="0" w:tplc="5516B87A">
+      <w:numFmt w:val="bullet"/>
+      <w:lvlText w:val="●"/>
+      <w:lvlJc w:val="left"/>
+      <w:pPr>
+        <w:ind w:left="578" w:hanging="188"/>
+      </w:pPr>
+      <w:rPr>
+        <w:rFonts w:ascii="Calibri" w:eastAsia="Calibri" w:hAnsi="Calibri" w:cs="Calibri" w:hint="default"/>
+        <w:b w:val="0"/>
+        <w:bCs w:val="0"/>
+        <w:i w:val="0"/>
+        <w:iCs w:val="0"/>
+        <w:color w:val="0C111A"/>
+        <w:spacing w:val="0"/>
+        <w:w w:val="103"/>
+        <w:sz w:val="10"/>
+        <w:szCs w:val="10"/>
+        <w:lang w:val="en-US" w:eastAsia="en-US" w:bidi="ar-SA"/>
+      </w:rPr>
+    </w:lvl>
+    <w:lvl w:ilvl="1" w:tplc="B8E0F568">
+      <w:numFmt w:val="bullet"/>
+      <w:lvlText w:val="●"/>
+      <w:lvlJc w:val="left"/>
+      <w:pPr>
+        <w:ind w:left="4471" w:hanging="188"/>
+      </w:pPr>
+      <w:rPr>
+        <w:rFonts w:ascii="Calibri" w:eastAsia="Calibri" w:hAnsi="Calibri" w:cs="Calibri" w:hint="default"/>
+        <w:b w:val="0"/>
+        <w:bCs w:val="0"/>
+        <w:i w:val="0"/>
+        <w:iCs w:val="0"/>
+        <w:color w:val="0C111A"/>
+        <w:spacing w:val="0"/>
+        <w:w w:val="103"/>
+        <w:sz w:val="10"/>
+        <w:szCs w:val="10"/>
+        <w:lang w:val="en-US" w:eastAsia="en-US" w:bidi="ar-SA"/>
+      </w:rPr>
+    </w:lvl>
+    <w:lvl w:ilvl="2" w:tplc="617668C6">
+      <w:numFmt w:val="bullet"/>
+      <w:lvlText w:val="•"/>
+      <w:lvlJc w:val="left"/>
+      <w:pPr>
+        <w:ind w:left="4669" w:hanging="188"/>
+      </w:pPr>
+      <w:rPr>
+        <w:rFonts w:hint="default"/>
+        <w:lang w:val="en-US" w:eastAsia="en-US" w:bidi="ar-SA"/>
+      </w:rPr>
+    </w:lvl>
+    <w:lvl w:ilvl="3" w:tplc="F9EA3868">
+      <w:numFmt w:val="bullet"/>
+      <w:lvlText w:val="•"/>
+      <w:lvlJc w:val="left"/>
+      <w:pPr>
+        <w:ind w:left="4859" w:hanging="188"/>
+      </w:pPr>
+      <w:rPr>
+        <w:rFonts w:hint="default"/>
+        <w:lang w:val="en-US" w:eastAsia="en-US" w:bidi="ar-SA"/>
+      </w:rPr>
+    </w:lvl>
+    <w:lvl w:ilvl="4" w:tplc="54F25812">
+      <w:numFmt w:val="bullet"/>
+      <w:lvlText w:val="•"/>
+      <w:lvlJc w:val="left"/>
+      <w:pPr>
+        <w:ind w:left="5049" w:hanging="188"/>
+      </w:pPr>
+      <w:rPr>
+        <w:rFonts w:hint="default"/>
+        <w:lang w:val="en-US" w:eastAsia="en-US" w:bidi="ar-SA"/>
+      </w:rPr>
+    </w:lvl>
+    <w:lvl w:ilvl="5" w:tplc="33FCABFC">
+      <w:numFmt w:val="bullet"/>
+      <w:lvlText w:val="•"/>
+      <w:lvlJc w:val="left"/>
+      <w:pPr>
+        <w:ind w:left="5238" w:hanging="188"/>
+      </w:pPr>
+      <w:rPr>
+        <w:rFonts w:hint="default"/>
+        <w:lang w:val="en-US" w:eastAsia="en-US" w:bidi="ar-SA"/>
+      </w:rPr>
+    </w:lvl>
+    <w:lvl w:ilvl="6" w:tplc="763C3B10">
+      <w:numFmt w:val="bullet"/>
+      <w:lvlText w:val="•"/>
+      <w:lvlJc w:val="left"/>
+      <w:pPr>
+        <w:ind w:left="5428" w:hanging="188"/>
+      </w:pPr>
+      <w:rPr>
+        <w:rFonts w:hint="default"/>
+        <w:lang w:val="en-US" w:eastAsia="en-US" w:bidi="ar-SA"/>
+      </w:rPr>
+    </w:lvl>
+    <w:lvl w:ilvl="7" w:tplc="1D3E4778">
+      <w:numFmt w:val="bullet"/>
+      <w:lvlText w:val="•"/>
+      <w:lvlJc w:val="left"/>
+      <w:pPr>
+        <w:ind w:left="5618" w:hanging="188"/>
+      </w:pPr>
+      <w:rPr>
+        <w:rFonts w:hint="default"/>
+        <w:lang w:val="en-US" w:eastAsia="en-US" w:bidi="ar-SA"/>
+      </w:rPr>
+    </w:lvl>
+    <w:lvl w:ilvl="8" w:tplc="4C385A80">
+      <w:numFmt w:val="bullet"/>
+      <w:lvlText w:val="•"/>
+      <w:lvlJc w:val="left"/>
+      <w:pPr>
+        <w:ind w:left="5807" w:hanging="188"/>
+      </w:pPr>
+      <w:rPr>
+        <w:rFonts w:hint="default"/>
+        <w:lang w:val="en-US" w:eastAsia="en-US" w:bidi="ar-SA"/>
+      </w:rPr>
+    </w:lvl>
+  </w:abstractNum>
+  <w:abstractNum w:abstractNumId="5" w15:restartNumberingAfterBreak="0">
     <w:nsid w:val="50F7686B"/>
     <w:multiLevelType w:val="hybridMultilevel"/>
     <w:tmpl w:val="9814AE3C"/>
@@ -6363,7 +7739,7 @@
       </w:rPr>
     </w:lvl>
   </w:abstractNum>
-  <w:abstractNum w:abstractNumId="5" w15:restartNumberingAfterBreak="0">
+  <w:abstractNum w:abstractNumId="6" w15:restartNumberingAfterBreak="0">
     <w:nsid w:val="587B1D34"/>
     <w:multiLevelType w:val="hybridMultilevel"/>
     <w:tmpl w:val="3250B492"/>
@@ -6480,10 +7856,10 @@
     <w:abstractNumId w:val="3"/>
   </w:num>
   <w:num w:numId="2">
-    <w:abstractNumId w:val="4"/>
+    <w:abstractNumId w:val="5"/>
   </w:num>
   <w:num w:numId="3">
-    <w:abstractNumId w:val="4"/>
+    <w:abstractNumId w:val="5"/>
   </w:num>
   <w:num w:numId="4">
     <w:abstractNumId w:val="1"/>
@@ -6495,7 +7871,10 @@
     <w:abstractNumId w:val="2"/>
   </w:num>
   <w:num w:numId="7">
-    <w:abstractNumId w:val="5"/>
+    <w:abstractNumId w:val="6"/>
+  </w:num>
+  <w:num w:numId="8">
+    <w:abstractNumId w:val="4"/>
   </w:num>
 </w:numbering>
 </file>
@@ -6578,7 +7957,7 @@
     <w:lsdException w:name="Closing" w:semiHidden="1" w:unhideWhenUsed="1"/>
     <w:lsdException w:name="Signature" w:semiHidden="1" w:unhideWhenUsed="1"/>
     <w:lsdException w:name="Default Paragraph Font" w:semiHidden="1" w:uiPriority="1" w:unhideWhenUsed="1"/>
-    <w:lsdException w:name="Body Text" w:semiHidden="1" w:unhideWhenUsed="1"/>
+    <w:lsdException w:name="Body Text" w:semiHidden="1" w:uiPriority="1" w:unhideWhenUsed="1" w:qFormat="1"/>
     <w:lsdException w:name="Body Text Indent" w:semiHidden="1" w:unhideWhenUsed="1"/>
     <w:lsdException w:name="List Continue" w:semiHidden="1" w:unhideWhenUsed="1"/>
     <w:lsdException w:name="List Continue 2" w:semiHidden="1" w:unhideWhenUsed="1"/>
@@ -6691,7 +8070,7 @@
     <w:lsdException w:name="Medium Shading 2 Accent 1" w:uiPriority="64"/>
     <w:lsdException w:name="Medium List 1 Accent 1" w:uiPriority="65"/>
     <w:lsdException w:name="Revision" w:semiHidden="1"/>
-    <w:lsdException w:name="List Paragraph" w:uiPriority="34" w:qFormat="1"/>
+    <w:lsdException w:name="List Paragraph" w:uiPriority="1" w:qFormat="1"/>
     <w:lsdException w:name="Quote" w:uiPriority="29" w:qFormat="1"/>
     <w:lsdException w:name="Intense Quote" w:uiPriority="30" w:qFormat="1"/>
     <w:lsdException w:name="Medium List 2 Accent 1" w:uiPriority="66"/>
@@ -7550,6 +8929,58 @@
       <w:textAlignment w:val="auto"/>
     </w:pPr>
   </w:style>
+  <w:style w:type="paragraph" w:styleId="BodyText">
+    <w:name w:val="Body Text"/>
+    <w:basedOn w:val="Normal"/>
+    <w:link w:val="BodyTextChar"/>
+    <w:uiPriority w:val="1"/>
+    <w:qFormat/>
+    <w:rsid w:val="00EE3517"/>
+    <w:pPr>
+      <w:widowControl w:val="0"/>
+      <w:autoSpaceDE w:val="0"/>
+      <w:autoSpaceDN w:val="0"/>
+      <w:spacing w:before="85" w:line="240" w:lineRule="auto"/>
+      <w:textAlignment w:val="auto"/>
+    </w:pPr>
+    <w:rPr>
+      <w:rFonts w:ascii="Calibri" w:eastAsia="Calibri" w:hAnsi="Calibri" w:cs="Calibri"/>
+      <w:sz w:val="18"/>
+      <w:szCs w:val="18"/>
+    </w:rPr>
+  </w:style>
+  <w:style w:type="character" w:customStyle="1" w:styleId="BodyTextChar">
+    <w:name w:val="Body Text Char"/>
+    <w:basedOn w:val="DefaultParagraphFont"/>
+    <w:link w:val="BodyText"/>
+    <w:uiPriority w:val="1"/>
+    <w:rsid w:val="00EE3517"/>
+    <w:rPr>
+      <w:rFonts w:ascii="Calibri" w:eastAsia="Calibri" w:hAnsi="Calibri" w:cs="Calibri"/>
+      <w:sz w:val="18"/>
+      <w:szCs w:val="18"/>
+    </w:rPr>
+  </w:style>
+  <w:style w:type="paragraph" w:styleId="ListParagraph">
+    <w:name w:val="List Paragraph"/>
+    <w:basedOn w:val="Normal"/>
+    <w:uiPriority w:val="1"/>
+    <w:qFormat/>
+    <w:rsid w:val="00EE3517"/>
+    <w:pPr>
+      <w:widowControl w:val="0"/>
+      <w:autoSpaceDE w:val="0"/>
+      <w:autoSpaceDN w:val="0"/>
+      <w:spacing w:before="85" w:line="240" w:lineRule="auto"/>
+      <w:ind w:left="578" w:hanging="186"/>
+      <w:textAlignment w:val="auto"/>
+    </w:pPr>
+    <w:rPr>
+      <w:rFonts w:ascii="Calibri" w:eastAsia="Calibri" w:hAnsi="Calibri" w:cs="Calibri"/>
+      <w:sz w:val="22"/>
+      <w:szCs w:val="22"/>
+    </w:rPr>
+  </w:style>
 </w:styles>
 </file>
 
